--- a/CHAPTER9 LIFE PROCESSES IN ANIMALS.docx
+++ b/CHAPTER9 LIFE PROCESSES IN ANIMALS.docx
@@ -61,12 +61,14 @@
     <w:p>
       <w:pPr>
         <w:rPr>
-          <w:sz w:val="50"/>
-          <w:szCs w:val="50"/>
-        </w:rPr>
-      </w:pPr>
-      <w:r>
-        <w:rPr>
+          <w:b/>
+          <w:sz w:val="50"/>
+          <w:szCs w:val="50"/>
+        </w:rPr>
+      </w:pPr>
+      <w:r>
+        <w:rPr>
+          <w:b/>
           <w:sz w:val="50"/>
           <w:szCs w:val="50"/>
         </w:rPr>
@@ -85,18 +87,52 @@
           <w:sz w:val="50"/>
           <w:szCs w:val="50"/>
         </w:rPr>
-        <w:t>Ans. All organisms including humans require food for growth, repair and functioning of the body.</w:t>
-      </w:r>
-    </w:p>
-    <w:p>
-      <w:pPr>
-        <w:rPr>
-          <w:sz w:val="50"/>
-          <w:szCs w:val="50"/>
-        </w:rPr>
-      </w:pPr>
-      <w:r>
-        <w:rPr>
+        <w:t xml:space="preserve">Ans. All </w:t>
+      </w:r>
+      <w:proofErr w:type="gramStart"/>
+      <w:r>
+        <w:rPr>
+          <w:sz w:val="50"/>
+          <w:szCs w:val="50"/>
+        </w:rPr>
+        <w:t>organisms</w:t>
+      </w:r>
+      <w:proofErr w:type="gramEnd"/>
+      <w:r>
+        <w:rPr>
+          <w:sz w:val="50"/>
+          <w:szCs w:val="50"/>
+        </w:rPr>
+        <w:t xml:space="preserve"> including </w:t>
+      </w:r>
+      <w:proofErr w:type="gramStart"/>
+      <w:r>
+        <w:rPr>
+          <w:sz w:val="50"/>
+          <w:szCs w:val="50"/>
+        </w:rPr>
+        <w:t>humans</w:t>
+      </w:r>
+      <w:proofErr w:type="gramEnd"/>
+      <w:r>
+        <w:rPr>
+          <w:sz w:val="50"/>
+          <w:szCs w:val="50"/>
+        </w:rPr>
+        <w:t xml:space="preserve"> require food for growth, repair and functioning of the body.</w:t>
+      </w:r>
+    </w:p>
+    <w:p>
+      <w:pPr>
+        <w:rPr>
+          <w:b/>
+          <w:sz w:val="50"/>
+          <w:szCs w:val="50"/>
+        </w:rPr>
+      </w:pPr>
+      <w:r>
+        <w:rPr>
+          <w:b/>
           <w:sz w:val="50"/>
           <w:szCs w:val="50"/>
         </w:rPr>
@@ -257,12 +293,14 @@
     <w:p>
       <w:pPr>
         <w:rPr>
-          <w:sz w:val="50"/>
-          <w:szCs w:val="50"/>
-        </w:rPr>
-      </w:pPr>
-      <w:r>
-        <w:rPr>
+          <w:b/>
+          <w:sz w:val="50"/>
+          <w:szCs w:val="50"/>
+        </w:rPr>
+      </w:pPr>
+      <w:r>
+        <w:rPr>
+          <w:b/>
           <w:sz w:val="50"/>
           <w:szCs w:val="50"/>
         </w:rPr>
@@ -363,12 +401,14 @@
     <w:p>
       <w:pPr>
         <w:rPr>
-          <w:sz w:val="50"/>
-          <w:szCs w:val="50"/>
-        </w:rPr>
-      </w:pPr>
-      <w:r>
-        <w:rPr>
+          <w:b/>
+          <w:sz w:val="50"/>
+          <w:szCs w:val="50"/>
+        </w:rPr>
+      </w:pPr>
+      <w:r>
+        <w:rPr>
+          <w:b/>
           <w:sz w:val="50"/>
           <w:szCs w:val="50"/>
         </w:rPr>
@@ -928,12 +968,14 @@
     <w:p>
       <w:pPr>
         <w:rPr>
-          <w:sz w:val="50"/>
-          <w:szCs w:val="50"/>
-        </w:rPr>
-      </w:pPr>
-      <w:r>
-        <w:rPr>
+          <w:b/>
+          <w:sz w:val="50"/>
+          <w:szCs w:val="50"/>
+        </w:rPr>
+      </w:pPr>
+      <w:r>
+        <w:rPr>
+          <w:b/>
           <w:sz w:val="50"/>
           <w:szCs w:val="50"/>
         </w:rPr>
@@ -941,27 +983,15 @@
       </w:r>
       <w:r>
         <w:rPr>
-          <w:sz w:val="50"/>
-          <w:szCs w:val="50"/>
-        </w:rPr>
-        <w:t xml:space="preserve">. List the parts of </w:t>
-      </w:r>
-      <w:r>
-        <w:rPr>
-          <w:sz w:val="50"/>
-          <w:szCs w:val="50"/>
-        </w:rPr>
-        <w:t>digestive system</w:t>
-      </w:r>
-      <w:r>
-        <w:rPr>
-          <w:sz w:val="50"/>
-          <w:szCs w:val="50"/>
-        </w:rPr>
-        <w:t xml:space="preserve">, their associated glands </w:t>
-      </w:r>
-      <w:r>
-        <w:rPr>
+          <w:b/>
+          <w:sz w:val="50"/>
+          <w:szCs w:val="50"/>
+        </w:rPr>
+        <w:t xml:space="preserve">. List the parts of elementary canal, their associated glands </w:t>
+      </w:r>
+      <w:r>
+        <w:rPr>
+          <w:b/>
           <w:sz w:val="50"/>
           <w:szCs w:val="50"/>
         </w:rPr>
@@ -990,9 +1020,9 @@
         <w:tblLook w:val="04A0" w:firstRow="1" w:lastRow="0" w:firstColumn="1" w:lastColumn="0" w:noHBand="0" w:noVBand="1"/>
       </w:tblPr>
       <w:tblGrid>
-        <w:gridCol w:w="2333"/>
-        <w:gridCol w:w="2259"/>
-        <w:gridCol w:w="2346"/>
+        <w:gridCol w:w="2344"/>
+        <w:gridCol w:w="2284"/>
+        <w:gridCol w:w="2310"/>
         <w:gridCol w:w="2638"/>
       </w:tblGrid>
       <w:tr>
@@ -1009,83 +1039,10 @@
             </w:pPr>
             <w:r>
               <w:rPr>
-                <w:noProof/>
-                <w:sz w:val="36"/>
-                <w:szCs w:val="36"/>
-              </w:rPr>
-              <mc:AlternateContent>
-                <mc:Choice Requires="wpi">
-                  <w:drawing>
-                    <wp:anchor distT="0" distB="0" distL="114300" distR="114300" simplePos="0" relativeHeight="251659264" behindDoc="0" locked="0" layoutInCell="1" allowOverlap="1" wp14:anchorId="7AAE120B" wp14:editId="48EA80A9">
-                      <wp:simplePos x="0" y="0"/>
-                      <wp:positionH relativeFrom="column">
-                        <wp:posOffset>342395</wp:posOffset>
-                      </wp:positionH>
-                      <wp:positionV relativeFrom="paragraph">
-                        <wp:posOffset>158116</wp:posOffset>
-                      </wp:positionV>
-                      <wp:extent cx="360" cy="360"/>
-                      <wp:effectExtent l="38100" t="38100" r="57150" b="57150"/>
-                      <wp:wrapNone/>
-                      <wp:docPr id="1576451818" name="Ink 1"/>
-                      <wp:cNvGraphicFramePr/>
-                      <a:graphic xmlns:a="http://schemas.openxmlformats.org/drawingml/2006/main">
-                        <a:graphicData uri="http://schemas.microsoft.com/office/word/2010/wordprocessingInk">
-                          <w14:contentPart bwMode="auto" r:id="rId5">
-                            <w14:nvContentPartPr>
-                              <w14:cNvContentPartPr/>
-                            </w14:nvContentPartPr>
-                            <w14:xfrm>
-                              <a:off x="0" y="0"/>
-                              <a:ext cx="360" cy="360"/>
-                            </w14:xfrm>
-                          </w14:contentPart>
-                        </a:graphicData>
-                      </a:graphic>
-                    </wp:anchor>
-                  </w:drawing>
-                </mc:Choice>
-                <mc:Fallback>
-                  <w:pict>
-                    <v:shapetype w14:anchorId="7F71D08C" id="_x0000_t75" coordsize="21600,21600" o:spt="75" o:preferrelative="t" path="m@4@5l@4@11@9@11@9@5xe" filled="f" stroked="f">
-                      <v:stroke joinstyle="miter"/>
-                      <v:formulas>
-                        <v:f eqn="if lineDrawn pixelLineWidth 0"/>
-                        <v:f eqn="sum @0 1 0"/>
-                        <v:f eqn="sum 0 0 @1"/>
-                        <v:f eqn="prod @2 1 2"/>
-                        <v:f eqn="prod @3 21600 pixelWidth"/>
-                        <v:f eqn="prod @3 21600 pixelHeight"/>
-                        <v:f eqn="sum @0 0 1"/>
-                        <v:f eqn="prod @6 1 2"/>
-                        <v:f eqn="prod @7 21600 pixelWidth"/>
-                        <v:f eqn="sum @8 21600 0"/>
-                        <v:f eqn="prod @7 21600 pixelHeight"/>
-                        <v:f eqn="sum @10 21600 0"/>
-                      </v:formulas>
-                      <v:path o:extrusionok="f" gradientshapeok="t" o:connecttype="rect"/>
-                      <o:lock v:ext="edit" aspectratio="t"/>
-                    </v:shapetype>
-                    <v:shape id="Ink 1" o:spid="_x0000_s1026" type="#_x0000_t75" style="position:absolute;margin-left:26.25pt;margin-top:11.75pt;width:1.45pt;height:1.45pt;z-index:251659264;visibility:visible;mso-wrap-style:square;mso-wrap-distance-left:9pt;mso-wrap-distance-top:0;mso-wrap-distance-right:9pt;mso-wrap-distance-bottom:0;mso-position-horizontal:absolute;mso-position-horizontal-relative:text;mso-position-vertical:absolute;mso-position-vertical-relative:text" o:gfxdata="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">
-                      <v:imagedata r:id="rId6" o:title=""/>
-                    </v:shape>
-                  </w:pict>
-                </mc:Fallback>
-              </mc:AlternateContent>
-            </w:r>
-            <w:r>
-              <w:rPr>
-                <w:sz w:val="36"/>
-                <w:szCs w:val="36"/>
-              </w:rPr>
-              <w:t xml:space="preserve">Part of </w:t>
-            </w:r>
-            <w:r>
-              <w:rPr>
-                <w:sz w:val="36"/>
-                <w:szCs w:val="36"/>
-              </w:rPr>
-              <w:t>digestive system</w:t>
+                <w:sz w:val="36"/>
+                <w:szCs w:val="36"/>
+              </w:rPr>
+              <w:t>Part of elementary canal</w:t>
             </w:r>
           </w:p>
         </w:tc>
@@ -1429,13 +1386,6 @@
               </w:rPr>
               <w:t>Provides acidic medium for effective digestion</w:t>
             </w:r>
-            <w:r>
-              <w:rPr>
-                <w:sz w:val="36"/>
-                <w:szCs w:val="36"/>
-              </w:rPr>
-              <w:t xml:space="preserve"> of protein.  </w:t>
-            </w:r>
           </w:p>
         </w:tc>
       </w:tr>
@@ -1489,13 +1439,6 @@
               </w:rPr>
               <w:t>Digestive juice</w:t>
             </w:r>
-            <w:r>
-              <w:rPr>
-                <w:sz w:val="36"/>
-                <w:szCs w:val="36"/>
-              </w:rPr>
-              <w:t>(pepsin)</w:t>
-            </w:r>
           </w:p>
         </w:tc>
         <w:tc>
@@ -1587,62 +1530,7 @@
                 <w:sz w:val="36"/>
                 <w:szCs w:val="36"/>
               </w:rPr>
-              <w:t xml:space="preserve">Protect lining of </w:t>
-            </w:r>
-            <w:r>
-              <w:rPr>
-                <w:noProof/>
-                <w:sz w:val="36"/>
-                <w:szCs w:val="36"/>
-              </w:rPr>
-              <w:lastRenderedPageBreak/>
-              <mc:AlternateContent>
-                <mc:Choice Requires="wpi">
-                  <w:drawing>
-                    <wp:anchor distT="0" distB="0" distL="114300" distR="114300" simplePos="0" relativeHeight="251660288" behindDoc="0" locked="0" layoutInCell="1" allowOverlap="1" wp14:anchorId="5A1D8659" wp14:editId="4296A993">
-                      <wp:simplePos x="0" y="0"/>
-                      <wp:positionH relativeFrom="column">
-                        <wp:posOffset>2319925</wp:posOffset>
-                      </wp:positionH>
-                      <wp:positionV relativeFrom="paragraph">
-                        <wp:posOffset>-684890</wp:posOffset>
-                      </wp:positionV>
-                      <wp:extent cx="1080" cy="360"/>
-                      <wp:effectExtent l="57150" t="38100" r="56515" b="57150"/>
-                      <wp:wrapNone/>
-                      <wp:docPr id="1577089470" name="Ink 2"/>
-                      <wp:cNvGraphicFramePr/>
-                      <a:graphic xmlns:a="http://schemas.openxmlformats.org/drawingml/2006/main">
-                        <a:graphicData uri="http://schemas.microsoft.com/office/word/2010/wordprocessingInk">
-                          <w14:contentPart bwMode="auto" r:id="rId7">
-                            <w14:nvContentPartPr>
-                              <w14:cNvContentPartPr/>
-                            </w14:nvContentPartPr>
-                            <w14:xfrm>
-                              <a:off x="0" y="0"/>
-                              <a:ext cx="1080" cy="360"/>
-                            </w14:xfrm>
-                          </w14:contentPart>
-                        </a:graphicData>
-                      </a:graphic>
-                    </wp:anchor>
-                  </w:drawing>
-                </mc:Choice>
-                <mc:Fallback>
-                  <w:pict>
-                    <v:shape w14:anchorId="4F5C3C01" id="Ink 2" o:spid="_x0000_s1026" type="#_x0000_t75" style="position:absolute;margin-left:181.95pt;margin-top:-54.65pt;width:1.5pt;height:1.45pt;z-index:251660288;visibility:visible;mso-wrap-style:square;mso-wrap-distance-left:9pt;mso-wrap-distance-top:0;mso-wrap-distance-right:9pt;mso-wrap-distance-bottom:0;mso-position-horizontal:absolute;mso-position-horizontal-relative:text;mso-position-vertical:absolute;mso-position-vertical-relative:text" o:gfxdata="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">
-                      <v:imagedata r:id="rId6" o:title=""/>
-                    </v:shape>
-                  </w:pict>
-                </mc:Fallback>
-              </mc:AlternateContent>
-            </w:r>
-            <w:r>
-              <w:rPr>
-                <w:sz w:val="36"/>
-                <w:szCs w:val="36"/>
-              </w:rPr>
-              <w:t>stomach</w:t>
+              <w:t>Protect lining of stomach</w:t>
             </w:r>
           </w:p>
         </w:tc>
@@ -1884,53 +1772,6 @@
             </w:pPr>
             <w:r>
               <w:rPr>
-                <w:noProof/>
-                <w:sz w:val="36"/>
-                <w:szCs w:val="36"/>
-              </w:rPr>
-              <mc:AlternateContent>
-                <mc:Choice Requires="wpi">
-                  <w:drawing>
-                    <wp:anchor distT="0" distB="0" distL="114300" distR="114300" simplePos="0" relativeHeight="251661312" behindDoc="0" locked="0" layoutInCell="1" allowOverlap="1" wp14:anchorId="7F650C26" wp14:editId="407BA55D">
-                      <wp:simplePos x="0" y="0"/>
-                      <wp:positionH relativeFrom="column">
-                        <wp:posOffset>2625565</wp:posOffset>
-                      </wp:positionH>
-                      <wp:positionV relativeFrom="paragraph">
-                        <wp:posOffset>-1131065</wp:posOffset>
-                      </wp:positionV>
-                      <wp:extent cx="7920" cy="2387160"/>
-                      <wp:effectExtent l="38100" t="38100" r="49530" b="51435"/>
-                      <wp:wrapNone/>
-                      <wp:docPr id="1738814862" name="Ink 3"/>
-                      <wp:cNvGraphicFramePr/>
-                      <a:graphic xmlns:a="http://schemas.openxmlformats.org/drawingml/2006/main">
-                        <a:graphicData uri="http://schemas.microsoft.com/office/word/2010/wordprocessingInk">
-                          <w14:contentPart bwMode="auto" r:id="rId8">
-                            <w14:nvContentPartPr>
-                              <w14:cNvContentPartPr/>
-                            </w14:nvContentPartPr>
-                            <w14:xfrm>
-                              <a:off x="0" y="0"/>
-                              <a:ext cx="7920" cy="2387160"/>
-                            </w14:xfrm>
-                          </w14:contentPart>
-                        </a:graphicData>
-                      </a:graphic>
-                    </wp:anchor>
-                  </w:drawing>
-                </mc:Choice>
-                <mc:Fallback>
-                  <w:pict>
-                    <v:shape w14:anchorId="7C66F893" id="Ink 3" o:spid="_x0000_s1026" type="#_x0000_t75" style="position:absolute;margin-left:206.25pt;margin-top:-89.55pt;width:1.6pt;height:188.95pt;z-index:251661312;visibility:visible;mso-wrap-style:square;mso-wrap-distance-left:9pt;mso-wrap-distance-top:0;mso-wrap-distance-right:9pt;mso-wrap-distance-bottom:0;mso-position-horizontal:absolute;mso-position-horizontal-relative:text;mso-position-vertical:absolute;mso-position-vertical-relative:text" o:gfxdata="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">
-                      <v:imagedata r:id="rId9" o:title=""/>
-                    </v:shape>
-                  </w:pict>
-                </mc:Fallback>
-              </mc:AlternateContent>
-            </w:r>
-            <w:r>
-              <w:rPr>
                 <w:sz w:val="36"/>
                 <w:szCs w:val="36"/>
               </w:rPr>
@@ -2114,7 +1955,6 @@
                 <w:sz w:val="36"/>
                 <w:szCs w:val="36"/>
               </w:rPr>
-              <w:lastRenderedPageBreak/>
               <w:t>faecal</w:t>
             </w:r>
             <w:proofErr w:type="spellEnd"/>
@@ -2138,6 +1978,7 @@
       </w:pPr>
       <w:r>
         <w:rPr>
+          <w:b/>
           <w:sz w:val="50"/>
           <w:szCs w:val="50"/>
         </w:rPr>
@@ -2146,10 +1987,18 @@
       </w:r>
       <w:r>
         <w:rPr>
-          <w:sz w:val="50"/>
-          <w:szCs w:val="50"/>
-        </w:rPr>
-        <w:t>. Draw a well labeled diagram of digestive system.</w:t>
+          <w:b/>
+          <w:sz w:val="50"/>
+          <w:szCs w:val="50"/>
+        </w:rPr>
+        <w:t>. Draw a well labeled diagram of digestive system</w:t>
+      </w:r>
+      <w:r>
+        <w:rPr>
+          <w:sz w:val="50"/>
+          <w:szCs w:val="50"/>
+        </w:rPr>
+        <w:t>.</w:t>
       </w:r>
     </w:p>
     <w:p>
@@ -2168,7 +2017,7 @@
           <w:u w:val="single"/>
         </w:rPr>
         <w:drawing>
-          <wp:anchor distT="0" distB="0" distL="114300" distR="114300" simplePos="0" relativeHeight="251658240" behindDoc="1" locked="0" layoutInCell="1" allowOverlap="1" wp14:anchorId="46BCC45F" wp14:editId="52C65B0F">
+          <wp:anchor distT="0" distB="0" distL="114300" distR="114300" simplePos="0" relativeHeight="251658240" behindDoc="1" locked="0" layoutInCell="1" allowOverlap="1" wp14:anchorId="404E82C3" wp14:editId="1EFB3B26">
             <wp:simplePos x="0" y="0"/>
             <wp:positionH relativeFrom="column">
               <wp:posOffset>191770</wp:posOffset>
@@ -2199,7 +2048,7 @@
                     <pic:cNvPicPr/>
                   </pic:nvPicPr>
                   <pic:blipFill>
-                    <a:blip r:embed="rId10">
+                    <a:blip r:embed="rId5" cstate="print">
                       <a:extLst>
                         <a:ext uri="{28A0092B-C50C-407E-A947-70E740481C1C}">
                           <a14:useLocalDpi xmlns:a14="http://schemas.microsoft.com/office/drawing/2010/main" val="0"/>
@@ -2222,12 +2071,6 @@
                 </pic:pic>
               </a:graphicData>
             </a:graphic>
-            <wp14:sizeRelH relativeFrom="page">
-              <wp14:pctWidth>0</wp14:pctWidth>
-            </wp14:sizeRelH>
-            <wp14:sizeRelV relativeFrom="page">
-              <wp14:pctHeight>0</wp14:pctHeight>
-            </wp14:sizeRelV>
           </wp:anchor>
         </w:drawing>
       </w:r>
@@ -2256,26 +2099,29 @@
           <w:szCs w:val="50"/>
           <w:u w:val="single"/>
         </w:rPr>
+        <w:t>HUMAN DIGESTIVE SYSTEM</w:t>
+      </w:r>
+    </w:p>
+    <w:p>
+      <w:pPr>
+        <w:rPr>
+          <w:b/>
+          <w:sz w:val="50"/>
+          <w:szCs w:val="50"/>
+        </w:rPr>
+      </w:pPr>
+      <w:r>
+        <w:rPr>
+          <w:b/>
+          <w:sz w:val="50"/>
+          <w:szCs w:val="50"/>
+        </w:rPr>
         <w:lastRenderedPageBreak/>
-        <w:t>HUMAN DIGESTIVE SYSTEM</w:t>
-      </w:r>
-    </w:p>
-    <w:p>
-      <w:pPr>
-        <w:rPr>
-          <w:sz w:val="50"/>
-          <w:szCs w:val="50"/>
-        </w:rPr>
-      </w:pPr>
-      <w:r>
-        <w:rPr>
-          <w:sz w:val="50"/>
-          <w:szCs w:val="50"/>
-        </w:rPr>
         <w:t>Q7</w:t>
       </w:r>
       <w:r>
         <w:rPr>
+          <w:b/>
           <w:sz w:val="50"/>
           <w:szCs w:val="50"/>
         </w:rPr>
@@ -2314,12 +2160,14 @@
     <w:p>
       <w:pPr>
         <w:rPr>
-          <w:sz w:val="50"/>
-          <w:szCs w:val="50"/>
-        </w:rPr>
-      </w:pPr>
-      <w:r>
-        <w:rPr>
+          <w:b/>
+          <w:sz w:val="50"/>
+          <w:szCs w:val="50"/>
+        </w:rPr>
+      </w:pPr>
+      <w:r>
+        <w:rPr>
+          <w:b/>
           <w:sz w:val="50"/>
           <w:szCs w:val="50"/>
         </w:rPr>
@@ -2327,6 +2175,7 @@
       </w:r>
       <w:r>
         <w:rPr>
+          <w:b/>
           <w:sz w:val="50"/>
           <w:szCs w:val="50"/>
         </w:rPr>
@@ -2345,47 +2194,75 @@
           <w:sz w:val="50"/>
           <w:szCs w:val="50"/>
         </w:rPr>
-        <w:t>Ans. The absorbed substance are transported via the blood vessel to different organs of the body where they are used to build complex substances such as the proteins required by the body. This is called assimilation. In the cell glucose breaks down with the help of oxyge</w:t>
-      </w:r>
-      <w:r>
-        <w:rPr>
-          <w:sz w:val="50"/>
-          <w:szCs w:val="50"/>
-        </w:rPr>
-        <w:t xml:space="preserve">n </w:t>
-      </w:r>
-      <w:r>
-        <w:rPr>
+        <w:t xml:space="preserve">Ans. The absorbed </w:t>
+      </w:r>
+      <w:proofErr w:type="gramStart"/>
+      <w:r>
+        <w:rPr>
+          <w:sz w:val="50"/>
+          <w:szCs w:val="50"/>
+        </w:rPr>
+        <w:t>substance</w:t>
+      </w:r>
+      <w:proofErr w:type="gramEnd"/>
+      <w:r>
+        <w:rPr>
+          <w:sz w:val="50"/>
+          <w:szCs w:val="50"/>
+        </w:rPr>
+        <w:t xml:space="preserve"> </w:t>
+      </w:r>
+      <w:proofErr w:type="gramStart"/>
+      <w:r>
+        <w:rPr>
+          <w:sz w:val="50"/>
+          <w:szCs w:val="50"/>
+        </w:rPr>
+        <w:t>are</w:t>
+      </w:r>
+      <w:proofErr w:type="gramEnd"/>
+      <w:r>
+        <w:rPr>
+          <w:sz w:val="50"/>
+          <w:szCs w:val="50"/>
+        </w:rPr>
+        <w:t xml:space="preserve"> transported via the blood vessel to different organs of the body where they are used to build complex substances such as the proteins required by the body. This is called assimilation. In the cell glucose breaks down with the help of oxyge</w:t>
+      </w:r>
+      <w:r>
+        <w:rPr>
+          <w:sz w:val="50"/>
+          <w:szCs w:val="50"/>
+        </w:rPr>
+        <w:t>n into carbon dioxide and water</w:t>
+      </w:r>
+      <w:r>
+        <w:rPr>
+          <w:sz w:val="50"/>
+          <w:szCs w:val="50"/>
+        </w:rPr>
+        <w:t>, and energy is released.</w:t>
+      </w:r>
+    </w:p>
+    <w:p>
+      <w:pPr>
+        <w:rPr>
+          <w:b/>
+          <w:sz w:val="50"/>
+          <w:szCs w:val="50"/>
+        </w:rPr>
+      </w:pPr>
+      <w:r>
+        <w:rPr>
+          <w:b/>
           <w:sz w:val="50"/>
           <w:szCs w:val="50"/>
         </w:rPr>
         <w:lastRenderedPageBreak/>
-        <w:t>into carbon dioxide and water</w:t>
-      </w:r>
-      <w:r>
-        <w:rPr>
-          <w:sz w:val="50"/>
-          <w:szCs w:val="50"/>
-        </w:rPr>
-        <w:t>, and energy is released.</w:t>
-      </w:r>
-    </w:p>
-    <w:p>
-      <w:pPr>
-        <w:rPr>
-          <w:sz w:val="50"/>
-          <w:szCs w:val="50"/>
-        </w:rPr>
-      </w:pPr>
-      <w:r>
-        <w:rPr>
-          <w:sz w:val="50"/>
-          <w:szCs w:val="50"/>
-        </w:rPr>
         <w:t>Q9</w:t>
       </w:r>
       <w:r>
         <w:rPr>
+          <w:b/>
           <w:sz w:val="50"/>
           <w:szCs w:val="50"/>
         </w:rPr>
@@ -2393,6 +2270,7 @@
       </w:r>
       <w:r>
         <w:rPr>
+          <w:b/>
           <w:sz w:val="50"/>
           <w:szCs w:val="50"/>
         </w:rPr>
@@ -2400,6 +2278,7 @@
       </w:r>
       <w:r>
         <w:rPr>
+          <w:b/>
           <w:sz w:val="50"/>
           <w:szCs w:val="50"/>
         </w:rPr>
@@ -2407,6 +2286,7 @@
       </w:r>
       <w:r>
         <w:rPr>
+          <w:b/>
           <w:sz w:val="50"/>
           <w:szCs w:val="50"/>
         </w:rPr>
@@ -2462,6 +2342,74 @@
           <w:szCs w:val="50"/>
         </w:rPr>
         <w:t xml:space="preserve"> called rumination and these animals are called ruminants.</w:t>
+      </w:r>
+    </w:p>
+    <w:p>
+      <w:pPr>
+        <w:shd w:val="clear" w:color="auto" w:fill="FFFFFF"/>
+        <w:rPr>
+          <w:rFonts w:eastAsia="Times New Roman" w:cs="Arial"/>
+          <w:b/>
+          <w:color w:val="222222"/>
+          <w:sz w:val="50"/>
+          <w:szCs w:val="50"/>
+        </w:rPr>
+      </w:pPr>
+      <w:r>
+        <w:rPr>
+          <w:b/>
+          <w:sz w:val="50"/>
+          <w:szCs w:val="50"/>
+        </w:rPr>
+        <w:t>Q10</w:t>
+      </w:r>
+      <w:r>
+        <w:rPr>
+          <w:b/>
+          <w:sz w:val="50"/>
+          <w:szCs w:val="50"/>
+        </w:rPr>
+        <w:t>.</w:t>
+      </w:r>
+      <w:r>
+        <w:rPr>
+          <w:rFonts w:cs="Arial"/>
+          <w:b/>
+          <w:color w:val="222222"/>
+          <w:sz w:val="50"/>
+          <w:szCs w:val="50"/>
+        </w:rPr>
+        <w:t xml:space="preserve"> </w:t>
+      </w:r>
+      <w:r>
+        <w:rPr>
+          <w:rFonts w:eastAsia="Times New Roman" w:cs="Arial"/>
+          <w:b/>
+          <w:color w:val="222222"/>
+          <w:sz w:val="50"/>
+          <w:szCs w:val="50"/>
+        </w:rPr>
+        <w:t>Why we can</w:t>
+      </w:r>
+      <w:r>
+        <w:rPr>
+          <w:rFonts w:eastAsia="Times New Roman" w:cs="Arial"/>
+          <w:b/>
+          <w:color w:val="222222"/>
+          <w:sz w:val="50"/>
+          <w:szCs w:val="50"/>
+        </w:rPr>
+        <w:t>not digest cellulose like that cattle</w:t>
+      </w:r>
+      <w:r>
+        <w:rPr>
+          <w:rFonts w:eastAsia="Times New Roman" w:cs="Arial"/>
+          <w:b/>
+          <w:color w:val="222222"/>
+          <w:sz w:val="50"/>
+          <w:szCs w:val="50"/>
+        </w:rPr>
+        <w:t xml:space="preserve"> do?</w:t>
       </w:r>
     </w:p>
     <w:p>
@@ -2474,29 +2422,7 @@
           <w:szCs w:val="50"/>
         </w:rPr>
       </w:pPr>
-      <w:r>
-        <w:rPr>
-          <w:sz w:val="50"/>
-          <w:szCs w:val="50"/>
-        </w:rPr>
-        <w:t>Q10</w:t>
-      </w:r>
-      <w:r>
-        <w:rPr>
-          <w:sz w:val="50"/>
-          <w:szCs w:val="50"/>
-        </w:rPr>
-        <w:t>.</w:t>
-      </w:r>
-      <w:r>
-        <w:rPr>
-          <w:rFonts w:cs="Arial"/>
-          <w:color w:val="222222"/>
-          <w:sz w:val="50"/>
-          <w:szCs w:val="50"/>
-        </w:rPr>
-        <w:t xml:space="preserve"> </w:t>
-      </w:r>
+      <w:proofErr w:type="spellStart"/>
       <w:r>
         <w:rPr>
           <w:rFonts w:eastAsia="Times New Roman" w:cs="Arial"/>
@@ -2504,7 +2430,7 @@
           <w:sz w:val="50"/>
           <w:szCs w:val="50"/>
         </w:rPr>
-        <w:t>Why we can</w:t>
+        <w:t>Ans.</w:t>
       </w:r>
       <w:r>
         <w:rPr>
@@ -2513,8 +2439,9 @@
           <w:sz w:val="50"/>
           <w:szCs w:val="50"/>
         </w:rPr>
-        <w:t>not digest cellulose like that cattle</w:t>
-      </w:r>
+        <w:t>The</w:t>
+      </w:r>
+      <w:proofErr w:type="spellEnd"/>
       <w:r>
         <w:rPr>
           <w:rFonts w:eastAsia="Times New Roman" w:cs="Arial"/>
@@ -2522,20 +2449,17 @@
           <w:sz w:val="50"/>
           <w:szCs w:val="50"/>
         </w:rPr>
-        <w:t xml:space="preserve"> do?</w:t>
-      </w:r>
-    </w:p>
-    <w:p>
-      <w:pPr>
-        <w:shd w:val="clear" w:color="auto" w:fill="FFFFFF"/>
+        <w:t xml:space="preserve"> </w:t>
+      </w:r>
+      <w:r>
         <w:rPr>
           <w:rFonts w:eastAsia="Times New Roman" w:cs="Arial"/>
           <w:color w:val="222222"/>
           <w:sz w:val="50"/>
           <w:szCs w:val="50"/>
         </w:rPr>
-      </w:pPr>
-      <w:proofErr w:type="spellStart"/>
+        <w:t>g</w:t>
+      </w:r>
       <w:r>
         <w:rPr>
           <w:rFonts w:eastAsia="Times New Roman" w:cs="Arial"/>
@@ -2543,7 +2467,7 @@
           <w:sz w:val="50"/>
           <w:szCs w:val="50"/>
         </w:rPr>
-        <w:t>Ans.</w:t>
+        <w:t>rass i</w:t>
       </w:r>
       <w:r>
         <w:rPr>
@@ -2552,9 +2476,8 @@
           <w:sz w:val="50"/>
           <w:szCs w:val="50"/>
         </w:rPr>
-        <w:t>The</w:t>
-      </w:r>
-      <w:proofErr w:type="spellEnd"/>
+        <w:t>s ri</w:t>
+      </w:r>
       <w:r>
         <w:rPr>
           <w:rFonts w:eastAsia="Times New Roman" w:cs="Arial"/>
@@ -2562,7 +2485,7 @@
           <w:sz w:val="50"/>
           <w:szCs w:val="50"/>
         </w:rPr>
-        <w:t xml:space="preserve"> </w:t>
+        <w:t>ch in cellulose, a</w:t>
       </w:r>
       <w:r>
         <w:rPr>
@@ -2571,7 +2494,7 @@
           <w:sz w:val="50"/>
           <w:szCs w:val="50"/>
         </w:rPr>
-        <w:t>g</w:t>
+        <w:t xml:space="preserve"> typ</w:t>
       </w:r>
       <w:r>
         <w:rPr>
@@ -2580,7 +2503,7 @@
           <w:sz w:val="50"/>
           <w:szCs w:val="50"/>
         </w:rPr>
-        <w:t>rass i</w:t>
+        <w:t>e of carbohydrate</w:t>
       </w:r>
       <w:r>
         <w:rPr>
@@ -2589,7 +2512,7 @@
           <w:sz w:val="50"/>
           <w:szCs w:val="50"/>
         </w:rPr>
-        <w:t>s ri</w:t>
+        <w:t xml:space="preserve">. </w:t>
       </w:r>
       <w:r>
         <w:rPr>
@@ -2598,7 +2521,7 @@
           <w:sz w:val="50"/>
           <w:szCs w:val="50"/>
         </w:rPr>
-        <w:t>ch in cellulose, a</w:t>
+        <w:t>Many animals, including humans, cannot digest cellulose</w:t>
       </w:r>
       <w:r>
         <w:rPr>
@@ -2607,7 +2530,7 @@
           <w:sz w:val="50"/>
           <w:szCs w:val="50"/>
         </w:rPr>
-        <w:t xml:space="preserve"> typ</w:t>
+        <w:t xml:space="preserve">. </w:t>
       </w:r>
       <w:r>
         <w:rPr>
@@ -2616,7 +2539,7 @@
           <w:sz w:val="50"/>
           <w:szCs w:val="50"/>
         </w:rPr>
-        <w:t>e of carbohydrate</w:t>
+        <w:t xml:space="preserve">Ruminants have </w:t>
       </w:r>
       <w:r>
         <w:rPr>
@@ -2625,7 +2548,7 @@
           <w:sz w:val="50"/>
           <w:szCs w:val="50"/>
         </w:rPr>
-        <w:t xml:space="preserve">. </w:t>
+        <w:t>a large s</w:t>
       </w:r>
       <w:r>
         <w:rPr>
@@ -2634,7 +2557,7 @@
           <w:sz w:val="50"/>
           <w:szCs w:val="50"/>
         </w:rPr>
-        <w:t>Many animals, including humans, cannot digest cellulose</w:t>
+        <w:t>ac-like structure called</w:t>
       </w:r>
       <w:r>
         <w:rPr>
@@ -2643,7 +2566,7 @@
           <w:sz w:val="50"/>
           <w:szCs w:val="50"/>
         </w:rPr>
-        <w:t xml:space="preserve">. </w:t>
+        <w:t xml:space="preserve"> ru</w:t>
       </w:r>
       <w:r>
         <w:rPr>
@@ -2652,7 +2575,7 @@
           <w:sz w:val="50"/>
           <w:szCs w:val="50"/>
         </w:rPr>
-        <w:t xml:space="preserve">Ruminants have </w:t>
+        <w:t xml:space="preserve">men between the </w:t>
       </w:r>
       <w:r>
         <w:rPr>
@@ -2661,7 +2584,7 @@
           <w:sz w:val="50"/>
           <w:szCs w:val="50"/>
         </w:rPr>
-        <w:t>a large s</w:t>
+        <w:t>esophagus</w:t>
       </w:r>
       <w:r>
         <w:rPr>
@@ -2670,7 +2593,7 @@
           <w:sz w:val="50"/>
           <w:szCs w:val="50"/>
         </w:rPr>
-        <w:t>ac-like structure called</w:t>
+        <w:t xml:space="preserve"> and small intestine</w:t>
       </w:r>
       <w:r>
         <w:rPr>
@@ -2679,7 +2602,7 @@
           <w:sz w:val="50"/>
           <w:szCs w:val="50"/>
         </w:rPr>
-        <w:t xml:space="preserve"> ru</w:t>
+        <w:t xml:space="preserve">. The cellulose the food is digested here by the </w:t>
       </w:r>
       <w:r>
         <w:rPr>
@@ -2688,7 +2611,7 @@
           <w:sz w:val="50"/>
           <w:szCs w:val="50"/>
         </w:rPr>
-        <w:t xml:space="preserve">men between the </w:t>
+        <w:t>action of certain bacteria which are not present</w:t>
       </w:r>
       <w:r>
         <w:rPr>
@@ -2697,7 +2620,7 @@
           <w:sz w:val="50"/>
           <w:szCs w:val="50"/>
         </w:rPr>
-        <w:t>esophagus</w:t>
+        <w:t xml:space="preserve"> </w:t>
       </w:r>
       <w:r>
         <w:rPr>
@@ -2706,7 +2629,7 @@
           <w:sz w:val="50"/>
           <w:szCs w:val="50"/>
         </w:rPr>
-        <w:t xml:space="preserve"> and small intestine</w:t>
+        <w:t>in humans</w:t>
       </w:r>
       <w:r>
         <w:rPr>
@@ -2715,96 +2638,2587 @@
           <w:sz w:val="50"/>
           <w:szCs w:val="50"/>
         </w:rPr>
-        <w:t xml:space="preserve">. The cellulose the food is digested here by the </w:t>
-      </w:r>
-      <w:r>
-        <w:rPr>
-          <w:rFonts w:eastAsia="Times New Roman" w:cs="Arial"/>
-          <w:color w:val="222222"/>
+        <w:t>.</w:t>
+      </w:r>
+    </w:p>
+    <w:p>
+      <w:pPr>
+        <w:rPr>
+          <w:b/>
+          <w:sz w:val="50"/>
+          <w:szCs w:val="50"/>
+        </w:rPr>
+      </w:pPr>
+      <w:r>
+        <w:rPr>
+          <w:b/>
           <w:sz w:val="50"/>
           <w:szCs w:val="50"/>
         </w:rPr>
         <w:lastRenderedPageBreak/>
-        <w:t>action of certain bacteria which are not present</w:t>
-      </w:r>
-      <w:r>
-        <w:rPr>
-          <w:rFonts w:eastAsia="Times New Roman" w:cs="Arial"/>
-          <w:color w:val="222222"/>
-          <w:sz w:val="50"/>
-          <w:szCs w:val="50"/>
+        <w:t>Q1</w:t>
+      </w:r>
+      <w:r>
+        <w:rPr>
+          <w:b/>
+          <w:sz w:val="50"/>
+          <w:szCs w:val="50"/>
+        </w:rPr>
+        <w:t>1</w:t>
+      </w:r>
+      <w:r>
+        <w:rPr>
+          <w:b/>
+          <w:sz w:val="50"/>
+          <w:szCs w:val="50"/>
+        </w:rPr>
+        <w:t>. Why do we get instant energy from glucose?</w:t>
+      </w:r>
+    </w:p>
+    <w:p>
+      <w:pPr>
+        <w:rPr>
+          <w:sz w:val="50"/>
+          <w:szCs w:val="50"/>
+        </w:rPr>
+      </w:pPr>
+      <w:r>
+        <w:rPr>
+          <w:sz w:val="50"/>
+          <w:szCs w:val="50"/>
+        </w:rPr>
+        <w:t xml:space="preserve">Ans.  We get instant energy from glucose because glucose is the simplest form of carbohydrate which can easily breakdown with the help of </w:t>
+      </w:r>
+      <w:r>
+        <w:rPr>
+          <w:sz w:val="50"/>
+          <w:szCs w:val="50"/>
+        </w:rPr>
+        <w:t>oxygen to release carbon dioxide and water are formed during its breakdown.</w:t>
+      </w:r>
+    </w:p>
+    <w:p>
+      <w:pPr>
+        <w:spacing w:after="120" w:line="360" w:lineRule="auto"/>
+        <w:ind w:left="-630" w:right="-810"/>
+        <w:rPr>
+          <w:b/>
+          <w:sz w:val="56"/>
+          <w:szCs w:val="56"/>
+        </w:rPr>
+      </w:pPr>
+      <w:r>
+        <w:rPr>
+          <w:b/>
+          <w:sz w:val="56"/>
+          <w:szCs w:val="56"/>
+        </w:rPr>
+        <w:t>Q 12.</w:t>
+      </w:r>
+      <w:r>
+        <w:rPr>
+          <w:b/>
+          <w:sz w:val="56"/>
+          <w:szCs w:val="56"/>
+        </w:rPr>
+        <w:tab/>
+        <w:t>Define the following:</w:t>
+      </w:r>
+    </w:p>
+    <w:p>
+      <w:pPr>
+        <w:spacing w:after="120" w:line="360" w:lineRule="auto"/>
+        <w:ind w:left="-630" w:right="-810"/>
+        <w:rPr>
+          <w:sz w:val="56"/>
+          <w:szCs w:val="56"/>
+        </w:rPr>
+      </w:pPr>
+      <w:r>
+        <w:rPr>
+          <w:sz w:val="56"/>
+          <w:szCs w:val="56"/>
+        </w:rPr>
+        <w:t xml:space="preserve">1. </w:t>
+      </w:r>
+      <w:r>
+        <w:rPr>
+          <w:b/>
+          <w:sz w:val="56"/>
+          <w:szCs w:val="56"/>
+        </w:rPr>
+        <w:t>Cells:</w:t>
+      </w:r>
+      <w:r>
+        <w:rPr>
+          <w:sz w:val="56"/>
+          <w:szCs w:val="56"/>
+        </w:rPr>
+        <w:t xml:space="preserve"> A cell is the smallest structural and functional unit of an organism.</w:t>
+      </w:r>
+    </w:p>
+    <w:p>
+      <w:pPr>
+        <w:pStyle w:val="ListParagraph"/>
+        <w:spacing w:after="120" w:line="360" w:lineRule="auto"/>
+        <w:ind w:left="-630" w:right="-810"/>
+        <w:contextualSpacing w:val="0"/>
+        <w:rPr>
+          <w:sz w:val="56"/>
+          <w:szCs w:val="56"/>
+        </w:rPr>
+      </w:pPr>
+      <w:r>
+        <w:rPr>
+          <w:sz w:val="56"/>
+          <w:szCs w:val="56"/>
+        </w:rPr>
+        <w:t>2</w:t>
+      </w:r>
+      <w:r>
+        <w:rPr>
+          <w:sz w:val="56"/>
+          <w:szCs w:val="56"/>
+        </w:rPr>
+        <w:t xml:space="preserve">. </w:t>
+      </w:r>
+      <w:r>
+        <w:rPr>
+          <w:b/>
+          <w:sz w:val="56"/>
+          <w:szCs w:val="56"/>
+        </w:rPr>
+        <w:t>Cellular Respiration:</w:t>
+      </w:r>
+      <w:r>
+        <w:rPr>
+          <w:sz w:val="56"/>
+          <w:szCs w:val="56"/>
+        </w:rPr>
+        <w:t xml:space="preserve"> The process of breakdown of food in the cell with the release of energy is called cellular respiration.</w:t>
+      </w:r>
+    </w:p>
+    <w:p>
+      <w:pPr>
+        <w:spacing w:after="120" w:line="360" w:lineRule="auto"/>
+        <w:ind w:left="-630" w:right="-810"/>
+        <w:rPr>
+          <w:b/>
+          <w:sz w:val="56"/>
+          <w:szCs w:val="56"/>
+        </w:rPr>
+      </w:pPr>
+      <w:r>
+        <w:rPr>
+          <w:b/>
+          <w:sz w:val="56"/>
+          <w:szCs w:val="56"/>
+        </w:rPr>
+        <w:lastRenderedPageBreak/>
+        <w:t>Q13. Why do cell needs energy?</w:t>
+      </w:r>
+    </w:p>
+    <w:p>
+      <w:pPr>
+        <w:spacing w:after="120" w:line="360" w:lineRule="auto"/>
+        <w:ind w:left="-630" w:right="-810"/>
+        <w:rPr>
+          <w:sz w:val="56"/>
+          <w:szCs w:val="56"/>
+        </w:rPr>
+      </w:pPr>
+      <w:r>
+        <w:rPr>
+          <w:sz w:val="56"/>
+          <w:szCs w:val="56"/>
+        </w:rPr>
+        <w:t xml:space="preserve">Ans. Each cell of an organism performs certain functions such as nutrition, transport excretion and reproduction to perform these </w:t>
+      </w:r>
+      <w:proofErr w:type="gramStart"/>
+      <w:r>
+        <w:rPr>
+          <w:sz w:val="56"/>
+          <w:szCs w:val="56"/>
+        </w:rPr>
+        <w:t>functions,</w:t>
+      </w:r>
+      <w:proofErr w:type="gramEnd"/>
+      <w:r>
+        <w:rPr>
+          <w:sz w:val="56"/>
+          <w:szCs w:val="56"/>
+        </w:rPr>
+        <w:t xml:space="preserve"> the cell needs energy.</w:t>
+      </w:r>
+    </w:p>
+    <w:p>
+      <w:pPr>
+        <w:spacing w:after="120" w:line="360" w:lineRule="auto"/>
+        <w:ind w:left="-630" w:right="-810"/>
+        <w:rPr>
+          <w:b/>
+          <w:sz w:val="56"/>
+          <w:szCs w:val="56"/>
+        </w:rPr>
+      </w:pPr>
+      <w:r>
+        <w:rPr>
+          <w:b/>
+          <w:sz w:val="56"/>
+          <w:szCs w:val="56"/>
+        </w:rPr>
+        <w:t xml:space="preserve">Q 14. Write differences between inhalation and exhalation? </w:t>
+      </w:r>
+    </w:p>
+    <w:p>
+      <w:pPr>
+        <w:spacing w:after="120" w:line="360" w:lineRule="auto"/>
+        <w:ind w:left="-630" w:right="-810"/>
+        <w:jc w:val="both"/>
+        <w:rPr>
+          <w:sz w:val="56"/>
+          <w:szCs w:val="56"/>
+        </w:rPr>
+      </w:pPr>
+      <w:r>
+        <w:rPr>
+          <w:sz w:val="56"/>
+          <w:szCs w:val="56"/>
+        </w:rPr>
+        <w:t>Ans.</w:t>
+      </w:r>
+      <w:r>
+        <w:rPr>
+          <w:sz w:val="56"/>
+          <w:szCs w:val="56"/>
+        </w:rPr>
+        <w:tab/>
+      </w:r>
+    </w:p>
+    <w:tbl>
+      <w:tblPr>
+        <w:tblStyle w:val="TableGrid"/>
+        <w:tblW w:w="10890" w:type="dxa"/>
+        <w:tblInd w:w="-432" w:type="dxa"/>
+        <w:tblLook w:val="04A0" w:firstRow="1" w:lastRow="0" w:firstColumn="1" w:lastColumn="0" w:noHBand="0" w:noVBand="1"/>
+      </w:tblPr>
+      <w:tblGrid>
+        <w:gridCol w:w="4908"/>
+        <w:gridCol w:w="4823"/>
+        <w:gridCol w:w="1159"/>
+      </w:tblGrid>
+      <w:tr>
+        <w:trPr>
+          <w:trHeight w:val="586"/>
+        </w:trPr>
+        <w:tc>
+          <w:tcPr>
+            <w:tcW w:w="4908" w:type="dxa"/>
+            <w:tcBorders>
+              <w:bottom w:val="single" w:sz="4" w:space="0" w:color="auto"/>
+            </w:tcBorders>
+          </w:tcPr>
+          <w:p>
+            <w:pPr>
+              <w:spacing w:after="120" w:line="360" w:lineRule="auto"/>
+              <w:ind w:left="-630" w:right="-810"/>
+              <w:jc w:val="center"/>
+              <w:rPr>
+                <w:b/>
+                <w:sz w:val="56"/>
+                <w:szCs w:val="56"/>
+              </w:rPr>
+            </w:pPr>
+            <w:r>
+              <w:rPr>
+                <w:b/>
+                <w:sz w:val="56"/>
+                <w:szCs w:val="56"/>
+              </w:rPr>
+              <w:t>Inhalation</w:t>
+            </w:r>
+          </w:p>
+        </w:tc>
+        <w:tc>
+          <w:tcPr>
+            <w:tcW w:w="5982" w:type="dxa"/>
+            <w:gridSpan w:val="2"/>
+            <w:tcBorders>
+              <w:bottom w:val="single" w:sz="4" w:space="0" w:color="auto"/>
+            </w:tcBorders>
+          </w:tcPr>
+          <w:p>
+            <w:pPr>
+              <w:spacing w:after="120" w:line="360" w:lineRule="auto"/>
+              <w:ind w:left="-630" w:right="-810"/>
+              <w:jc w:val="center"/>
+              <w:rPr>
+                <w:b/>
+                <w:sz w:val="56"/>
+                <w:szCs w:val="56"/>
+              </w:rPr>
+            </w:pPr>
+            <w:r>
+              <w:rPr>
+                <w:b/>
+                <w:sz w:val="56"/>
+                <w:szCs w:val="56"/>
+              </w:rPr>
+              <w:t>Exhalation</w:t>
+            </w:r>
+          </w:p>
+        </w:tc>
+      </w:tr>
+      <w:tr>
+        <w:trPr>
+          <w:trHeight w:val="838"/>
+        </w:trPr>
+        <w:tc>
+          <w:tcPr>
+            <w:tcW w:w="4908" w:type="dxa"/>
+            <w:tcBorders>
+              <w:top w:val="single" w:sz="4" w:space="0" w:color="auto"/>
+              <w:bottom w:val="single" w:sz="4" w:space="0" w:color="auto"/>
+            </w:tcBorders>
+          </w:tcPr>
+          <w:p>
+            <w:pPr>
+              <w:spacing w:after="120" w:line="360" w:lineRule="auto"/>
+              <w:ind w:right="-810"/>
+              <w:rPr>
+                <w:sz w:val="56"/>
+                <w:szCs w:val="56"/>
+              </w:rPr>
+            </w:pPr>
+            <w:r>
+              <w:rPr>
+                <w:sz w:val="56"/>
+                <w:szCs w:val="56"/>
+              </w:rPr>
+              <w:t xml:space="preserve">The process of taking in air rich in oxygen </w:t>
+            </w:r>
+          </w:p>
+          <w:p>
+            <w:pPr>
+              <w:spacing w:after="120" w:line="360" w:lineRule="auto"/>
+              <w:ind w:right="-810"/>
+              <w:rPr>
+                <w:sz w:val="56"/>
+                <w:szCs w:val="56"/>
+              </w:rPr>
+            </w:pPr>
+            <w:r>
+              <w:rPr>
+                <w:sz w:val="56"/>
+                <w:szCs w:val="56"/>
+              </w:rPr>
+              <w:t>(O</w:t>
+            </w:r>
+            <w:r>
+              <w:rPr>
+                <w:sz w:val="56"/>
+                <w:szCs w:val="56"/>
+                <w:vertAlign w:val="subscript"/>
+              </w:rPr>
+              <w:t>2</w:t>
+            </w:r>
+            <w:r>
+              <w:rPr>
+                <w:sz w:val="56"/>
+                <w:szCs w:val="56"/>
+              </w:rPr>
+              <w:t xml:space="preserve">) into the body is </w:t>
+            </w:r>
+            <w:r>
+              <w:rPr>
+                <w:sz w:val="56"/>
+                <w:szCs w:val="56"/>
+              </w:rPr>
+              <w:lastRenderedPageBreak/>
+              <w:t>called inhalation.</w:t>
+            </w:r>
+          </w:p>
+        </w:tc>
+        <w:tc>
+          <w:tcPr>
+            <w:tcW w:w="5982" w:type="dxa"/>
+            <w:gridSpan w:val="2"/>
+            <w:tcBorders>
+              <w:top w:val="single" w:sz="4" w:space="0" w:color="auto"/>
+              <w:bottom w:val="single" w:sz="4" w:space="0" w:color="auto"/>
+            </w:tcBorders>
+          </w:tcPr>
+          <w:p>
+            <w:pPr>
+              <w:spacing w:after="120" w:line="360" w:lineRule="auto"/>
+              <w:ind w:right="-810"/>
+              <w:rPr>
+                <w:sz w:val="56"/>
+                <w:szCs w:val="56"/>
+              </w:rPr>
+            </w:pPr>
+            <w:r>
+              <w:rPr>
+                <w:sz w:val="56"/>
+                <w:szCs w:val="56"/>
+              </w:rPr>
+              <w:lastRenderedPageBreak/>
+              <w:t xml:space="preserve">The process of giving out </w:t>
+            </w:r>
+          </w:p>
+          <w:p>
+            <w:pPr>
+              <w:spacing w:after="120" w:line="360" w:lineRule="auto"/>
+              <w:ind w:right="-810"/>
+              <w:rPr>
+                <w:sz w:val="56"/>
+                <w:szCs w:val="56"/>
+              </w:rPr>
+            </w:pPr>
+            <w:r>
+              <w:rPr>
+                <w:sz w:val="56"/>
+                <w:szCs w:val="56"/>
+              </w:rPr>
+              <w:t>air rich in carbon dioxide (CO</w:t>
+            </w:r>
+            <w:r>
+              <w:rPr>
+                <w:sz w:val="56"/>
+                <w:szCs w:val="56"/>
+                <w:vertAlign w:val="subscript"/>
+              </w:rPr>
+              <w:t>2</w:t>
+            </w:r>
+            <w:r>
+              <w:rPr>
+                <w:sz w:val="56"/>
+                <w:szCs w:val="56"/>
+              </w:rPr>
+              <w:t>)</w:t>
+            </w:r>
+            <w:r>
+              <w:rPr>
+                <w:sz w:val="56"/>
+                <w:szCs w:val="56"/>
+              </w:rPr>
+              <w:t xml:space="preserve"> </w:t>
+            </w:r>
+            <w:r>
+              <w:rPr>
+                <w:sz w:val="56"/>
+                <w:szCs w:val="56"/>
+              </w:rPr>
+              <w:t xml:space="preserve">is </w:t>
+            </w:r>
+          </w:p>
+          <w:p>
+            <w:pPr>
+              <w:spacing w:after="120" w:line="360" w:lineRule="auto"/>
+              <w:ind w:right="-810"/>
+              <w:rPr>
+                <w:sz w:val="56"/>
+                <w:szCs w:val="56"/>
+              </w:rPr>
+            </w:pPr>
+            <w:r>
+              <w:rPr>
+                <w:noProof/>
+                <w:sz w:val="56"/>
+                <w:szCs w:val="56"/>
+              </w:rPr>
+              <w:lastRenderedPageBreak/>
+              <mc:AlternateContent>
+                <mc:Choice Requires="wpi">
+                  <w:drawing>
+                    <wp:anchor distT="0" distB="0" distL="114300" distR="114300" simplePos="0" relativeHeight="251665408" behindDoc="0" locked="0" layoutInCell="1" allowOverlap="1" wp14:anchorId="2F14ACF8" wp14:editId="6074877D">
+                      <wp:simplePos x="0" y="0"/>
+                      <wp:positionH relativeFrom="column">
+                        <wp:posOffset>2142148</wp:posOffset>
+                      </wp:positionH>
+                      <wp:positionV relativeFrom="paragraph">
+                        <wp:posOffset>1336515</wp:posOffset>
+                      </wp:positionV>
+                      <wp:extent cx="8640" cy="73800"/>
+                      <wp:effectExtent l="38100" t="38100" r="10795" b="21590"/>
+                      <wp:wrapNone/>
+                      <wp:docPr id="615231375" name="Ink 1"/>
+                      <wp:cNvGraphicFramePr>
+                        <a:graphicFrameLocks xmlns:a="http://schemas.openxmlformats.org/drawingml/2006/main"/>
+                      </wp:cNvGraphicFramePr>
+                      <a:graphic xmlns:a="http://schemas.openxmlformats.org/drawingml/2006/main">
+                        <a:graphicData uri="http://schemas.microsoft.com/office/word/2010/wordprocessingInk">
+                          <w14:contentPart bwMode="auto" r:id="rId6">
+                            <w14:nvContentPartPr>
+                              <w14:cNvContentPartPr>
+                                <a14:cpLocks xmlns:a14="http://schemas.microsoft.com/office/drawing/2010/main" noRot="1"/>
+                              </w14:cNvContentPartPr>
+                            </w14:nvContentPartPr>
+                            <w14:xfrm>
+                              <a:off x="0" y="0"/>
+                              <a:ext cx="8640" cy="73800"/>
+                            </w14:xfrm>
+                          </w14:contentPart>
+                        </a:graphicData>
+                      </a:graphic>
+                    </wp:anchor>
+                  </w:drawing>
+                </mc:Choice>
+                <mc:Fallback>
+                  <w:pict>
+                    <v:shapetype w14:anchorId="201B0271" id="_x0000_t75" coordsize="21600,21600" o:spt="75" o:preferrelative="t" path="m@4@5l@4@11@9@11@9@5xe" filled="f" stroked="f">
+                      <v:stroke joinstyle="miter"/>
+                      <v:formulas>
+                        <v:f eqn="if lineDrawn pixelLineWidth 0"/>
+                        <v:f eqn="sum @0 1 0"/>
+                        <v:f eqn="sum 0 0 @1"/>
+                        <v:f eqn="prod @2 1 2"/>
+                        <v:f eqn="prod @3 21600 pixelWidth"/>
+                        <v:f eqn="prod @3 21600 pixelHeight"/>
+                        <v:f eqn="sum @0 0 1"/>
+                        <v:f eqn="prod @6 1 2"/>
+                        <v:f eqn="prod @7 21600 pixelWidth"/>
+                        <v:f eqn="sum @8 21600 0"/>
+                        <v:f eqn="prod @7 21600 pixelHeight"/>
+                        <v:f eqn="sum @10 21600 0"/>
+                      </v:formulas>
+                      <v:path o:extrusionok="f" gradientshapeok="t" o:connecttype="rect"/>
+                      <o:lock v:ext="edit" aspectratio="t"/>
+                    </v:shapetype>
+                    <v:shape id="Ink 1" o:spid="_x0000_s1026" type="#_x0000_t75" style="position:absolute;margin-left:168.35pt;margin-top:104.95pt;width:1.3pt;height:6.4pt;z-index:251665408;visibility:visible;mso-wrap-style:square;mso-wrap-distance-left:9pt;mso-wrap-distance-top:0;mso-wrap-distance-right:9pt;mso-wrap-distance-bottom:0;mso-position-horizontal:absolute;mso-position-horizontal-relative:text;mso-position-vertical:absolute;mso-position-vertical-relative:text" o:gfxdata="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">
+                      <v:imagedata r:id="rId7" o:title=""/>
+                      <o:lock v:ext="edit" rotation="t" aspectratio="f"/>
+                    </v:shape>
+                  </w:pict>
+                </mc:Fallback>
+              </mc:AlternateContent>
+            </w:r>
+            <w:r>
+              <w:rPr>
+                <w:sz w:val="56"/>
+                <w:szCs w:val="56"/>
+              </w:rPr>
+              <w:t>known as exhalation.</w:t>
+            </w:r>
+          </w:p>
+        </w:tc>
+      </w:tr>
+      <w:tr>
+        <w:trPr>
+          <w:trHeight w:val="299"/>
+        </w:trPr>
+        <w:tc>
+          <w:tcPr>
+            <w:tcW w:w="4908" w:type="dxa"/>
+            <w:tcBorders>
+              <w:top w:val="single" w:sz="4" w:space="0" w:color="auto"/>
+              <w:bottom w:val="single" w:sz="4" w:space="0" w:color="auto"/>
+            </w:tcBorders>
+          </w:tcPr>
+          <w:p>
+            <w:pPr>
+              <w:spacing w:after="120" w:line="360" w:lineRule="auto"/>
+              <w:ind w:right="-810"/>
+              <w:rPr>
+                <w:sz w:val="56"/>
+                <w:szCs w:val="56"/>
+              </w:rPr>
+            </w:pPr>
+            <w:r>
+              <w:rPr>
+                <w:sz w:val="56"/>
+                <w:szCs w:val="56"/>
+              </w:rPr>
+              <w:lastRenderedPageBreak/>
+              <w:t>The diaphragm contracts and moves down.</w:t>
+            </w:r>
+          </w:p>
+        </w:tc>
+        <w:tc>
+          <w:tcPr>
+            <w:tcW w:w="5982" w:type="dxa"/>
+            <w:gridSpan w:val="2"/>
+            <w:tcBorders>
+              <w:top w:val="single" w:sz="4" w:space="0" w:color="auto"/>
+              <w:bottom w:val="single" w:sz="4" w:space="0" w:color="auto"/>
+            </w:tcBorders>
+          </w:tcPr>
+          <w:p>
+            <w:pPr>
+              <w:spacing w:after="120" w:line="360" w:lineRule="auto"/>
+              <w:ind w:right="-810"/>
+              <w:rPr>
+                <w:sz w:val="56"/>
+                <w:szCs w:val="56"/>
+              </w:rPr>
+            </w:pPr>
+            <w:r>
+              <w:rPr>
+                <w:sz w:val="56"/>
+                <w:szCs w:val="56"/>
+              </w:rPr>
+              <w:t xml:space="preserve">The diaphragm relaxes </w:t>
+            </w:r>
+          </w:p>
+          <w:p>
+            <w:pPr>
+              <w:spacing w:after="120" w:line="360" w:lineRule="auto"/>
+              <w:ind w:right="-810"/>
+              <w:rPr>
+                <w:sz w:val="56"/>
+                <w:szCs w:val="56"/>
+              </w:rPr>
+            </w:pPr>
+            <w:r>
+              <w:rPr>
+                <w:sz w:val="56"/>
+                <w:szCs w:val="56"/>
+              </w:rPr>
+              <w:t xml:space="preserve">and </w:t>
+            </w:r>
+            <w:proofErr w:type="gramStart"/>
+            <w:r>
+              <w:rPr>
+                <w:sz w:val="56"/>
+                <w:szCs w:val="56"/>
+              </w:rPr>
+              <w:t>moves</w:t>
+            </w:r>
+            <w:proofErr w:type="gramEnd"/>
+            <w:r>
+              <w:rPr>
+                <w:sz w:val="56"/>
+                <w:szCs w:val="56"/>
+              </w:rPr>
+              <w:t xml:space="preserve"> up.</w:t>
+            </w:r>
+          </w:p>
+        </w:tc>
+      </w:tr>
+      <w:tr>
+        <w:trPr>
+          <w:trHeight w:val="353"/>
+        </w:trPr>
+        <w:tc>
+          <w:tcPr>
+            <w:tcW w:w="4908" w:type="dxa"/>
+            <w:tcBorders>
+              <w:top w:val="single" w:sz="4" w:space="0" w:color="auto"/>
+              <w:bottom w:val="single" w:sz="4" w:space="0" w:color="auto"/>
+            </w:tcBorders>
+          </w:tcPr>
+          <w:p>
+            <w:pPr>
+              <w:spacing w:after="120" w:line="360" w:lineRule="auto"/>
+              <w:ind w:right="-810"/>
+              <w:rPr>
+                <w:sz w:val="56"/>
+                <w:szCs w:val="56"/>
+              </w:rPr>
+            </w:pPr>
+            <w:r>
+              <w:rPr>
+                <w:sz w:val="56"/>
+                <w:szCs w:val="56"/>
+              </w:rPr>
+              <w:t>The ribs move up and outwards.</w:t>
+            </w:r>
+          </w:p>
+        </w:tc>
+        <w:tc>
+          <w:tcPr>
+            <w:tcW w:w="5982" w:type="dxa"/>
+            <w:gridSpan w:val="2"/>
+            <w:tcBorders>
+              <w:top w:val="single" w:sz="4" w:space="0" w:color="auto"/>
+              <w:bottom w:val="single" w:sz="4" w:space="0" w:color="auto"/>
+            </w:tcBorders>
+          </w:tcPr>
+          <w:p>
+            <w:pPr>
+              <w:spacing w:after="120" w:line="360" w:lineRule="auto"/>
+              <w:ind w:right="-810"/>
+              <w:rPr>
+                <w:sz w:val="56"/>
+                <w:szCs w:val="56"/>
+              </w:rPr>
+            </w:pPr>
+            <w:r>
+              <w:rPr>
+                <w:sz w:val="56"/>
+                <w:szCs w:val="56"/>
+              </w:rPr>
+              <w:t>The ribs move down and move inwards.</w:t>
+            </w:r>
+          </w:p>
+        </w:tc>
+      </w:tr>
+      <w:tr>
+        <w:trPr>
+          <w:trHeight w:val="353"/>
+        </w:trPr>
+        <w:tc>
+          <w:tcPr>
+            <w:tcW w:w="4908" w:type="dxa"/>
+            <w:tcBorders>
+              <w:top w:val="single" w:sz="4" w:space="0" w:color="auto"/>
+              <w:bottom w:val="single" w:sz="4" w:space="0" w:color="auto"/>
+            </w:tcBorders>
+          </w:tcPr>
+          <w:p>
+            <w:pPr>
+              <w:spacing w:after="120" w:line="360" w:lineRule="auto"/>
+              <w:ind w:right="-810"/>
+              <w:rPr>
+                <w:sz w:val="56"/>
+                <w:szCs w:val="56"/>
+              </w:rPr>
+            </w:pPr>
+            <w:r>
+              <w:rPr>
+                <w:sz w:val="56"/>
+                <w:szCs w:val="56"/>
+              </w:rPr>
+              <w:t>The space in the</w:t>
+            </w:r>
+            <w:r>
+              <w:rPr>
+                <w:sz w:val="56"/>
+                <w:szCs w:val="56"/>
+              </w:rPr>
+              <w:t xml:space="preserve"> </w:t>
+            </w:r>
+          </w:p>
+          <w:p>
+            <w:pPr>
+              <w:spacing w:after="120" w:line="360" w:lineRule="auto"/>
+              <w:ind w:right="-810"/>
+              <w:rPr>
+                <w:sz w:val="56"/>
+                <w:szCs w:val="56"/>
+              </w:rPr>
+            </w:pPr>
+            <w:r>
+              <w:rPr>
+                <w:sz w:val="56"/>
+                <w:szCs w:val="56"/>
+              </w:rPr>
+              <w:t xml:space="preserve">chest cavity </w:t>
+            </w:r>
+          </w:p>
+          <w:p>
+            <w:pPr>
+              <w:spacing w:after="120" w:line="360" w:lineRule="auto"/>
+              <w:ind w:right="-810"/>
+              <w:rPr>
+                <w:sz w:val="56"/>
+                <w:szCs w:val="56"/>
+              </w:rPr>
+            </w:pPr>
+            <w:r>
+              <w:rPr>
+                <w:sz w:val="56"/>
+                <w:szCs w:val="56"/>
+              </w:rPr>
+              <w:t>increases.</w:t>
+            </w:r>
+          </w:p>
+        </w:tc>
+        <w:tc>
+          <w:tcPr>
+            <w:tcW w:w="5982" w:type="dxa"/>
+            <w:gridSpan w:val="2"/>
+            <w:tcBorders>
+              <w:top w:val="single" w:sz="4" w:space="0" w:color="auto"/>
+              <w:bottom w:val="single" w:sz="4" w:space="0" w:color="auto"/>
+            </w:tcBorders>
+          </w:tcPr>
+          <w:p>
+            <w:pPr>
+              <w:spacing w:after="120" w:line="360" w:lineRule="auto"/>
+              <w:ind w:right="-810"/>
+              <w:rPr>
+                <w:sz w:val="56"/>
+                <w:szCs w:val="56"/>
+              </w:rPr>
+            </w:pPr>
+            <w:r>
+              <w:rPr>
+                <w:sz w:val="56"/>
+                <w:szCs w:val="56"/>
+              </w:rPr>
+              <w:t xml:space="preserve">The space in the </w:t>
+            </w:r>
+          </w:p>
+          <w:p>
+            <w:pPr>
+              <w:spacing w:after="120" w:line="360" w:lineRule="auto"/>
+              <w:ind w:right="-810"/>
+              <w:rPr>
+                <w:sz w:val="56"/>
+                <w:szCs w:val="56"/>
+              </w:rPr>
+            </w:pPr>
+            <w:r>
+              <w:rPr>
+                <w:sz w:val="56"/>
+                <w:szCs w:val="56"/>
+              </w:rPr>
+              <w:t xml:space="preserve">chest cavity </w:t>
+            </w:r>
+          </w:p>
+          <w:p>
+            <w:pPr>
+              <w:spacing w:after="120" w:line="360" w:lineRule="auto"/>
+              <w:ind w:right="-810"/>
+              <w:rPr>
+                <w:sz w:val="56"/>
+                <w:szCs w:val="56"/>
+              </w:rPr>
+            </w:pPr>
+            <w:r>
+              <w:rPr>
+                <w:sz w:val="56"/>
+                <w:szCs w:val="56"/>
+              </w:rPr>
+              <w:t>decreases.</w:t>
+            </w:r>
+          </w:p>
+        </w:tc>
+      </w:tr>
+      <w:tr>
+        <w:trPr>
+          <w:gridAfter w:val="1"/>
+          <w:wAfter w:w="1159" w:type="dxa"/>
+          <w:trHeight w:val="512"/>
+        </w:trPr>
+        <w:tc>
+          <w:tcPr>
+            <w:tcW w:w="4908" w:type="dxa"/>
+            <w:tcBorders>
+              <w:top w:val="single" w:sz="4" w:space="0" w:color="auto"/>
+              <w:bottom w:val="single" w:sz="4" w:space="0" w:color="auto"/>
+            </w:tcBorders>
+          </w:tcPr>
+          <w:p>
+            <w:pPr>
+              <w:spacing w:after="120" w:line="360" w:lineRule="auto"/>
+              <w:ind w:right="-810"/>
+              <w:rPr>
+                <w:sz w:val="56"/>
+                <w:szCs w:val="56"/>
+              </w:rPr>
+            </w:pPr>
+            <w:r>
+              <w:rPr>
+                <w:sz w:val="56"/>
+                <w:szCs w:val="56"/>
+              </w:rPr>
+              <w:t xml:space="preserve">The air rushes into </w:t>
+            </w:r>
+          </w:p>
+          <w:p>
+            <w:pPr>
+              <w:spacing w:after="120" w:line="360" w:lineRule="auto"/>
+              <w:ind w:right="-810"/>
+              <w:rPr>
+                <w:sz w:val="56"/>
+                <w:szCs w:val="56"/>
+              </w:rPr>
+            </w:pPr>
+            <w:r>
+              <w:rPr>
+                <w:sz w:val="56"/>
+                <w:szCs w:val="56"/>
+              </w:rPr>
+              <w:t>lungs.</w:t>
+            </w:r>
+          </w:p>
+        </w:tc>
+        <w:tc>
+          <w:tcPr>
+            <w:tcW w:w="4823" w:type="dxa"/>
+            <w:tcBorders>
+              <w:top w:val="single" w:sz="4" w:space="0" w:color="auto"/>
+            </w:tcBorders>
+          </w:tcPr>
+          <w:p>
+            <w:pPr>
+              <w:spacing w:after="120" w:line="360" w:lineRule="auto"/>
+              <w:ind w:right="-810"/>
+              <w:rPr>
+                <w:sz w:val="56"/>
+                <w:szCs w:val="56"/>
+              </w:rPr>
+            </w:pPr>
+            <w:r>
+              <w:rPr>
+                <w:sz w:val="56"/>
+                <w:szCs w:val="56"/>
+              </w:rPr>
+              <w:t xml:space="preserve">The air moves out </w:t>
+            </w:r>
+          </w:p>
+          <w:p>
+            <w:pPr>
+              <w:spacing w:after="120" w:line="360" w:lineRule="auto"/>
+              <w:ind w:right="-810"/>
+              <w:rPr>
+                <w:sz w:val="56"/>
+                <w:szCs w:val="56"/>
+              </w:rPr>
+            </w:pPr>
+            <w:r>
+              <w:rPr>
+                <w:sz w:val="56"/>
+                <w:szCs w:val="56"/>
+              </w:rPr>
+              <w:t>of the lungs.</w:t>
+            </w:r>
+          </w:p>
+        </w:tc>
+      </w:tr>
+    </w:tbl>
+    <w:p>
+      <w:pPr>
+        <w:spacing w:after="120" w:line="360" w:lineRule="auto"/>
+        <w:ind w:right="-810"/>
+        <w:jc w:val="both"/>
+        <w:rPr>
+          <w:sz w:val="56"/>
+          <w:szCs w:val="56"/>
+        </w:rPr>
+      </w:pPr>
+      <w:r>
+        <w:rPr>
+          <w:noProof/>
+          <w:sz w:val="56"/>
+          <w:szCs w:val="56"/>
+        </w:rPr>
+        <w:lastRenderedPageBreak/>
+        <w:drawing>
+          <wp:anchor distT="0" distB="0" distL="114300" distR="114300" simplePos="0" relativeHeight="251660288" behindDoc="1" locked="0" layoutInCell="1" allowOverlap="1" wp14:anchorId="2718DF26" wp14:editId="00356D14">
+            <wp:simplePos x="0" y="0"/>
+            <wp:positionH relativeFrom="column">
+              <wp:posOffset>-264795</wp:posOffset>
+            </wp:positionH>
+            <wp:positionV relativeFrom="paragraph">
+              <wp:posOffset>414655</wp:posOffset>
+            </wp:positionV>
+            <wp:extent cx="6520815" cy="4692015"/>
+            <wp:effectExtent l="19050" t="0" r="0" b="0"/>
+            <wp:wrapTight wrapText="bothSides">
+              <wp:wrapPolygon edited="0">
+                <wp:start x="-63" y="0"/>
+                <wp:lineTo x="-63" y="21486"/>
+                <wp:lineTo x="21581" y="21486"/>
+                <wp:lineTo x="21581" y="0"/>
+                <wp:lineTo x="-63" y="0"/>
+              </wp:wrapPolygon>
+            </wp:wrapTight>
+            <wp:docPr id="2" name="Picture 1"/>
+            <wp:cNvGraphicFramePr>
+              <a:graphicFrameLocks xmlns:a="http://schemas.openxmlformats.org/drawingml/2006/main" noChangeAspect="1"/>
+            </wp:cNvGraphicFramePr>
+            <a:graphic xmlns:a="http://schemas.openxmlformats.org/drawingml/2006/main">
+              <a:graphicData uri="http://schemas.openxmlformats.org/drawingml/2006/picture">
+                <pic:pic xmlns:pic="http://schemas.openxmlformats.org/drawingml/2006/picture">
+                  <pic:nvPicPr>
+                    <pic:cNvPr id="0" name="img8.jpg"/>
+                    <pic:cNvPicPr/>
+                  </pic:nvPicPr>
+                  <pic:blipFill>
+                    <a:blip r:embed="rId8" cstate="print">
+                      <a:extLst>
+                        <a:ext uri="{28A0092B-C50C-407E-A947-70E740481C1C}">
+                          <a14:useLocalDpi xmlns:a14="http://schemas.microsoft.com/office/drawing/2010/main" val="0"/>
+                        </a:ext>
+                      </a:extLst>
+                    </a:blip>
+                    <a:stretch>
+                      <a:fillRect/>
+                    </a:stretch>
+                  </pic:blipFill>
+                  <pic:spPr>
+                    <a:xfrm>
+                      <a:off x="0" y="0"/>
+                      <a:ext cx="6520815" cy="4692015"/>
+                    </a:xfrm>
+                    <a:prstGeom prst="rect">
+                      <a:avLst/>
+                    </a:prstGeom>
+                  </pic:spPr>
+                </pic:pic>
+              </a:graphicData>
+            </a:graphic>
+          </wp:anchor>
+        </w:drawing>
+      </w:r>
+    </w:p>
+    <w:p>
+      <w:pPr>
+        <w:spacing w:after="120" w:line="360" w:lineRule="auto"/>
+        <w:ind w:right="-810"/>
+        <w:jc w:val="both"/>
+        <w:rPr>
+          <w:b/>
+          <w:sz w:val="56"/>
+          <w:szCs w:val="56"/>
+        </w:rPr>
+      </w:pPr>
+      <w:r>
+        <w:rPr>
+          <w:b/>
+          <w:sz w:val="56"/>
+          <w:szCs w:val="56"/>
+        </w:rPr>
+        <w:t>Q15. Define breathing rate? What is normal breathing rate in an adult human being?</w:t>
+      </w:r>
+    </w:p>
+    <w:p>
+      <w:pPr>
+        <w:spacing w:after="120" w:line="360" w:lineRule="auto"/>
+        <w:ind w:left="-630" w:right="-810"/>
+        <w:jc w:val="both"/>
+        <w:rPr>
+          <w:sz w:val="52"/>
+          <w:szCs w:val="52"/>
+        </w:rPr>
+      </w:pPr>
+      <w:r>
+        <w:rPr>
+          <w:sz w:val="56"/>
+          <w:szCs w:val="56"/>
+        </w:rPr>
+        <w:lastRenderedPageBreak/>
+        <w:t xml:space="preserve">Ans. </w:t>
+      </w:r>
+      <w:r>
+        <w:rPr>
+          <w:sz w:val="52"/>
+          <w:szCs w:val="52"/>
+        </w:rPr>
+        <w:t>The number of times a person breathes is a minute is termed as the breathing. During breathing inhalation and exhalation take place alternately. A breath means one inhalation plus one exhalation. An adult human being at rest breathes in and out 15-18 times in a minute.</w:t>
+      </w:r>
+    </w:p>
+    <w:p>
+      <w:pPr>
+        <w:spacing w:after="120" w:line="360" w:lineRule="auto"/>
+        <w:ind w:left="-630" w:right="-810"/>
+        <w:jc w:val="both"/>
+        <w:rPr>
+          <w:b/>
+          <w:sz w:val="56"/>
+          <w:szCs w:val="56"/>
+        </w:rPr>
+      </w:pPr>
+      <w:r>
+        <w:rPr>
+          <w:b/>
+          <w:noProof/>
+          <w:sz w:val="56"/>
+          <w:szCs w:val="56"/>
+        </w:rPr>
+        <w:drawing>
+          <wp:anchor distT="0" distB="0" distL="114300" distR="114300" simplePos="0" relativeHeight="251661312" behindDoc="1" locked="0" layoutInCell="1" allowOverlap="1" wp14:anchorId="1CA65B8E" wp14:editId="35130E69">
+            <wp:simplePos x="0" y="0"/>
+            <wp:positionH relativeFrom="column">
+              <wp:posOffset>528320</wp:posOffset>
+            </wp:positionH>
+            <wp:positionV relativeFrom="paragraph">
+              <wp:posOffset>1358265</wp:posOffset>
+            </wp:positionV>
+            <wp:extent cx="4860290" cy="3488055"/>
+            <wp:effectExtent l="0" t="0" r="0" b="0"/>
+            <wp:wrapTight wrapText="bothSides">
+              <wp:wrapPolygon edited="0">
+                <wp:start x="0" y="0"/>
+                <wp:lineTo x="0" y="21470"/>
+                <wp:lineTo x="21504" y="21470"/>
+                <wp:lineTo x="21504" y="0"/>
+                <wp:lineTo x="0" y="0"/>
+              </wp:wrapPolygon>
+            </wp:wrapTight>
+            <wp:docPr id="3" name="Picture 2"/>
+            <wp:cNvGraphicFramePr>
+              <a:graphicFrameLocks xmlns:a="http://schemas.openxmlformats.org/drawingml/2006/main" noChangeAspect="1"/>
+            </wp:cNvGraphicFramePr>
+            <a:graphic xmlns:a="http://schemas.openxmlformats.org/drawingml/2006/main">
+              <a:graphicData uri="http://schemas.openxmlformats.org/drawingml/2006/picture">
+                <pic:pic xmlns:pic="http://schemas.openxmlformats.org/drawingml/2006/picture">
+                  <pic:nvPicPr>
+                    <pic:cNvPr id="0" name="img6.jpg"/>
+                    <pic:cNvPicPr/>
+                  </pic:nvPicPr>
+                  <pic:blipFill>
+                    <a:blip r:embed="rId9" cstate="print">
+                      <a:extLst>
+                        <a:ext uri="{28A0092B-C50C-407E-A947-70E740481C1C}">
+                          <a14:useLocalDpi xmlns:a14="http://schemas.microsoft.com/office/drawing/2010/main" val="0"/>
+                        </a:ext>
+                      </a:extLst>
+                    </a:blip>
+                    <a:stretch>
+                      <a:fillRect/>
+                    </a:stretch>
+                  </pic:blipFill>
+                  <pic:spPr>
+                    <a:xfrm>
+                      <a:off x="0" y="0"/>
+                      <a:ext cx="4860290" cy="3488055"/>
+                    </a:xfrm>
+                    <a:prstGeom prst="rect">
+                      <a:avLst/>
+                    </a:prstGeom>
+                  </pic:spPr>
+                </pic:pic>
+              </a:graphicData>
+            </a:graphic>
+          </wp:anchor>
+        </w:drawing>
+      </w:r>
+      <w:r>
+        <w:rPr>
+          <w:b/>
+          <w:sz w:val="56"/>
+          <w:szCs w:val="56"/>
+        </w:rPr>
+        <w:t>Q 16.</w:t>
+      </w:r>
+      <w:r>
+        <w:rPr>
+          <w:b/>
+          <w:sz w:val="56"/>
+          <w:szCs w:val="56"/>
+        </w:rPr>
+        <w:tab/>
+        <w:t>Draw a well labeled diagram of human respiratory system?</w:t>
+      </w:r>
+    </w:p>
+    <w:p>
+      <w:pPr>
+        <w:spacing w:after="120" w:line="360" w:lineRule="auto"/>
+        <w:ind w:left="-630" w:right="-810"/>
+        <w:jc w:val="both"/>
+        <w:rPr>
+          <w:sz w:val="56"/>
+          <w:szCs w:val="56"/>
+        </w:rPr>
+      </w:pPr>
+      <w:r>
+        <w:rPr>
+          <w:sz w:val="56"/>
+          <w:szCs w:val="56"/>
+        </w:rPr>
+        <w:t xml:space="preserve">Ans. </w:t>
+      </w:r>
+    </w:p>
+    <w:p>
+      <w:pPr>
+        <w:spacing w:after="120" w:line="360" w:lineRule="auto"/>
+        <w:ind w:left="-630" w:right="-810" w:hanging="720"/>
+        <w:jc w:val="both"/>
+        <w:rPr>
+          <w:sz w:val="56"/>
+          <w:szCs w:val="56"/>
+        </w:rPr>
+      </w:pPr>
+      <w:r>
+        <w:rPr>
+          <w:sz w:val="56"/>
+          <w:szCs w:val="56"/>
         </w:rPr>
         <w:t xml:space="preserve"> </w:t>
       </w:r>
       <w:r>
         <w:rPr>
-          <w:rFonts w:eastAsia="Times New Roman" w:cs="Arial"/>
-          <w:color w:val="222222"/>
-          <w:sz w:val="50"/>
-          <w:szCs w:val="50"/>
-        </w:rPr>
-        <w:t>in humans</w:t>
-      </w:r>
-      <w:r>
-        <w:rPr>
-          <w:rFonts w:eastAsia="Times New Roman" w:cs="Arial"/>
-          <w:color w:val="222222"/>
-          <w:sz w:val="50"/>
-          <w:szCs w:val="50"/>
-        </w:rPr>
-        <w:t>.</w:t>
-      </w:r>
-    </w:p>
-    <w:p>
-      <w:pPr>
-        <w:rPr>
-          <w:sz w:val="50"/>
-          <w:szCs w:val="50"/>
-        </w:rPr>
-      </w:pPr>
-      <w:r>
-        <w:rPr>
-          <w:sz w:val="50"/>
-          <w:szCs w:val="50"/>
-        </w:rPr>
-        <w:t>Q1</w:t>
-      </w:r>
-      <w:r>
-        <w:rPr>
-          <w:sz w:val="50"/>
-          <w:szCs w:val="50"/>
-        </w:rPr>
-        <w:t>1</w:t>
-      </w:r>
-      <w:r>
-        <w:rPr>
-          <w:sz w:val="50"/>
-          <w:szCs w:val="50"/>
-        </w:rPr>
-        <w:t>. Why do we get instant energy from glucose?</w:t>
-      </w:r>
-    </w:p>
-    <w:p>
-      <w:pPr>
-        <w:rPr>
-          <w:sz w:val="50"/>
-          <w:szCs w:val="50"/>
-        </w:rPr>
-      </w:pPr>
-      <w:r>
-        <w:rPr>
-          <w:sz w:val="50"/>
-          <w:szCs w:val="50"/>
-        </w:rPr>
-        <w:t xml:space="preserve">Ans.  We get instant energy from glucose because glucose is the simplest form of carbohydrate which can easily breakdown with the help of </w:t>
-      </w:r>
-      <w:r>
-        <w:rPr>
-          <w:sz w:val="50"/>
-          <w:szCs w:val="50"/>
-        </w:rPr>
-        <w:t>oxygen to release carbon dioxide and water are formed during its breakdown.</w:t>
-      </w:r>
+          <w:sz w:val="56"/>
+          <w:szCs w:val="56"/>
+        </w:rPr>
+        <w:tab/>
+      </w:r>
+    </w:p>
+    <w:p>
+      <w:pPr>
+        <w:spacing w:after="120" w:line="360" w:lineRule="auto"/>
+        <w:ind w:left="-630" w:right="-810" w:hanging="720"/>
+        <w:jc w:val="both"/>
+        <w:rPr>
+          <w:sz w:val="56"/>
+          <w:szCs w:val="56"/>
+        </w:rPr>
+      </w:pPr>
+    </w:p>
+    <w:p>
+      <w:pPr>
+        <w:spacing w:after="120" w:line="360" w:lineRule="auto"/>
+        <w:ind w:left="-630" w:right="-810" w:hanging="720"/>
+        <w:jc w:val="both"/>
+        <w:rPr>
+          <w:sz w:val="56"/>
+          <w:szCs w:val="56"/>
+        </w:rPr>
+      </w:pPr>
+    </w:p>
+    <w:p>
+      <w:pPr>
+        <w:spacing w:after="120" w:line="360" w:lineRule="auto"/>
+        <w:ind w:left="-630" w:right="-810" w:hanging="720"/>
+        <w:jc w:val="both"/>
+        <w:rPr>
+          <w:b/>
+          <w:sz w:val="56"/>
+          <w:szCs w:val="56"/>
+        </w:rPr>
+      </w:pPr>
+      <w:r>
+        <w:rPr>
+          <w:b/>
+          <w:sz w:val="56"/>
+          <w:szCs w:val="56"/>
+        </w:rPr>
+        <w:lastRenderedPageBreak/>
+        <w:t xml:space="preserve">Q 17. Writes the passage of air during exhalation and inhalation?          </w:t>
+      </w:r>
+    </w:p>
+    <w:p>
+      <w:pPr>
+        <w:spacing w:after="120" w:line="360" w:lineRule="auto"/>
+        <w:ind w:left="-630" w:right="-810"/>
+        <w:rPr>
+          <w:sz w:val="56"/>
+          <w:szCs w:val="56"/>
+        </w:rPr>
+      </w:pPr>
+      <w:r>
+        <w:rPr>
+          <w:noProof/>
+          <w:sz w:val="56"/>
+          <w:szCs w:val="56"/>
+        </w:rPr>
+        <w:drawing>
+          <wp:anchor distT="0" distB="0" distL="114300" distR="114300" simplePos="0" relativeHeight="251664384" behindDoc="1" locked="0" layoutInCell="1" allowOverlap="1" wp14:anchorId="371CA05F" wp14:editId="60412843">
+            <wp:simplePos x="0" y="0"/>
+            <wp:positionH relativeFrom="column">
+              <wp:posOffset>504825</wp:posOffset>
+            </wp:positionH>
+            <wp:positionV relativeFrom="paragraph">
+              <wp:posOffset>35560</wp:posOffset>
+            </wp:positionV>
+            <wp:extent cx="4764405" cy="3945890"/>
+            <wp:effectExtent l="0" t="0" r="0" b="0"/>
+            <wp:wrapTight wrapText="bothSides">
+              <wp:wrapPolygon edited="0">
+                <wp:start x="0" y="0"/>
+                <wp:lineTo x="0" y="21482"/>
+                <wp:lineTo x="21505" y="21482"/>
+                <wp:lineTo x="21505" y="0"/>
+                <wp:lineTo x="0" y="0"/>
+              </wp:wrapPolygon>
+            </wp:wrapTight>
+            <wp:docPr id="5" name="Picture 5"/>
+            <wp:cNvGraphicFramePr>
+              <a:graphicFrameLocks xmlns:a="http://schemas.openxmlformats.org/drawingml/2006/main" noChangeAspect="1"/>
+            </wp:cNvGraphicFramePr>
+            <a:graphic xmlns:a="http://schemas.openxmlformats.org/drawingml/2006/main">
+              <a:graphicData uri="http://schemas.openxmlformats.org/drawingml/2006/picture">
+                <pic:pic xmlns:pic="http://schemas.openxmlformats.org/drawingml/2006/picture">
+                  <pic:nvPicPr>
+                    <pic:cNvPr id="0" name="IMG_20190630_154606.jpg"/>
+                    <pic:cNvPicPr/>
+                  </pic:nvPicPr>
+                  <pic:blipFill>
+                    <a:blip r:embed="rId10" cstate="print">
+                      <a:extLst>
+                        <a:ext uri="{28A0092B-C50C-407E-A947-70E740481C1C}">
+                          <a14:useLocalDpi xmlns:a14="http://schemas.microsoft.com/office/drawing/2010/main" val="0"/>
+                        </a:ext>
+                      </a:extLst>
+                    </a:blip>
+                    <a:stretch>
+                      <a:fillRect/>
+                    </a:stretch>
+                  </pic:blipFill>
+                  <pic:spPr>
+                    <a:xfrm>
+                      <a:off x="0" y="0"/>
+                      <a:ext cx="4764405" cy="3945890"/>
+                    </a:xfrm>
+                    <a:prstGeom prst="rect">
+                      <a:avLst/>
+                    </a:prstGeom>
+                  </pic:spPr>
+                </pic:pic>
+              </a:graphicData>
+            </a:graphic>
+          </wp:anchor>
+        </w:drawing>
+      </w:r>
+      <w:r>
+        <w:rPr>
+          <w:sz w:val="56"/>
+          <w:szCs w:val="56"/>
+        </w:rPr>
+        <w:t xml:space="preserve">Ans. </w:t>
+      </w:r>
+    </w:p>
+    <w:p>
+      <w:pPr>
+        <w:spacing w:after="120" w:line="360" w:lineRule="auto"/>
+        <w:ind w:left="-630" w:right="-810"/>
+        <w:rPr>
+          <w:sz w:val="56"/>
+          <w:szCs w:val="56"/>
+        </w:rPr>
+      </w:pPr>
+    </w:p>
+    <w:p>
+      <w:pPr>
+        <w:spacing w:after="120" w:line="360" w:lineRule="auto"/>
+        <w:ind w:left="-630" w:right="-810"/>
+        <w:rPr>
+          <w:sz w:val="56"/>
+          <w:szCs w:val="56"/>
+        </w:rPr>
+      </w:pPr>
+    </w:p>
+    <w:p>
+      <w:pPr>
+        <w:spacing w:after="120" w:line="360" w:lineRule="auto"/>
+        <w:ind w:left="-630" w:right="-810"/>
+        <w:rPr>
+          <w:sz w:val="56"/>
+          <w:szCs w:val="56"/>
+        </w:rPr>
+      </w:pPr>
+    </w:p>
+    <w:p>
+      <w:pPr>
+        <w:spacing w:after="120" w:line="360" w:lineRule="auto"/>
+        <w:ind w:left="-630" w:right="-810"/>
+        <w:rPr>
+          <w:sz w:val="56"/>
+          <w:szCs w:val="56"/>
+        </w:rPr>
+      </w:pPr>
+    </w:p>
+    <w:p>
+      <w:pPr>
+        <w:spacing w:after="120" w:line="360" w:lineRule="auto"/>
+        <w:ind w:left="-630" w:right="-810"/>
+        <w:rPr>
+          <w:sz w:val="56"/>
+          <w:szCs w:val="56"/>
+        </w:rPr>
+      </w:pPr>
+    </w:p>
+    <w:p>
+      <w:pPr>
+        <w:spacing w:after="120" w:line="360" w:lineRule="auto"/>
+        <w:ind w:left="-630" w:right="-810"/>
+        <w:rPr>
+          <w:b/>
+          <w:sz w:val="56"/>
+          <w:szCs w:val="56"/>
+        </w:rPr>
+      </w:pPr>
+      <w:r>
+        <w:rPr>
+          <w:b/>
+          <w:sz w:val="56"/>
+          <w:szCs w:val="56"/>
+        </w:rPr>
+        <w:t>Q 18.</w:t>
+      </w:r>
+      <w:r>
+        <w:rPr>
+          <w:b/>
+          <w:sz w:val="56"/>
+          <w:szCs w:val="56"/>
+        </w:rPr>
+        <w:tab/>
+        <w:t>Writes differences between inhaled air and exhaled air?</w:t>
+      </w:r>
+    </w:p>
+    <w:p>
+      <w:pPr>
+        <w:spacing w:after="120" w:line="360" w:lineRule="auto"/>
+        <w:ind w:left="-630" w:right="-810"/>
+        <w:rPr>
+          <w:sz w:val="56"/>
+          <w:szCs w:val="56"/>
+        </w:rPr>
+      </w:pPr>
+      <w:r>
+        <w:rPr>
+          <w:sz w:val="56"/>
+          <w:szCs w:val="56"/>
+        </w:rPr>
+        <w:t>Ans.</w:t>
+      </w:r>
+      <w:r>
+        <w:rPr>
+          <w:sz w:val="56"/>
+          <w:szCs w:val="56"/>
+        </w:rPr>
+        <w:tab/>
+      </w:r>
+    </w:p>
+    <w:tbl>
+      <w:tblPr>
+        <w:tblStyle w:val="TableGrid"/>
+        <w:tblW w:w="0" w:type="auto"/>
+        <w:tblLook w:val="04A0" w:firstRow="1" w:lastRow="0" w:firstColumn="1" w:lastColumn="0" w:noHBand="0" w:noVBand="1"/>
+      </w:tblPr>
+      <w:tblGrid>
+        <w:gridCol w:w="4788"/>
+        <w:gridCol w:w="4788"/>
+      </w:tblGrid>
+      <w:tr>
+        <w:trPr>
+          <w:trHeight w:val="386"/>
+        </w:trPr>
+        <w:tc>
+          <w:tcPr>
+            <w:tcW w:w="4788" w:type="dxa"/>
+            <w:tcBorders>
+              <w:bottom w:val="single" w:sz="4" w:space="0" w:color="auto"/>
+            </w:tcBorders>
+          </w:tcPr>
+          <w:p>
+            <w:pPr>
+              <w:spacing w:after="120" w:line="360" w:lineRule="auto"/>
+              <w:ind w:left="-630" w:right="-810"/>
+              <w:jc w:val="center"/>
+              <w:rPr>
+                <w:b/>
+                <w:sz w:val="56"/>
+                <w:szCs w:val="56"/>
+              </w:rPr>
+            </w:pPr>
+            <w:r>
+              <w:rPr>
+                <w:b/>
+                <w:sz w:val="56"/>
+                <w:szCs w:val="56"/>
+              </w:rPr>
+              <w:lastRenderedPageBreak/>
+              <w:t>Inhaled Air</w:t>
+            </w:r>
+          </w:p>
+        </w:tc>
+        <w:tc>
+          <w:tcPr>
+            <w:tcW w:w="4788" w:type="dxa"/>
+            <w:tcBorders>
+              <w:bottom w:val="single" w:sz="4" w:space="0" w:color="auto"/>
+            </w:tcBorders>
+          </w:tcPr>
+          <w:p>
+            <w:pPr>
+              <w:spacing w:after="120" w:line="360" w:lineRule="auto"/>
+              <w:ind w:left="-630" w:right="-810"/>
+              <w:jc w:val="center"/>
+              <w:rPr>
+                <w:b/>
+                <w:sz w:val="56"/>
+                <w:szCs w:val="56"/>
+              </w:rPr>
+            </w:pPr>
+            <w:r>
+              <w:rPr>
+                <w:b/>
+                <w:sz w:val="56"/>
+                <w:szCs w:val="56"/>
+              </w:rPr>
+              <w:t>Exhaled Air</w:t>
+            </w:r>
+          </w:p>
+        </w:tc>
+      </w:tr>
+      <w:tr>
+        <w:trPr>
+          <w:trHeight w:val="394"/>
+        </w:trPr>
+        <w:tc>
+          <w:tcPr>
+            <w:tcW w:w="4788" w:type="dxa"/>
+            <w:tcBorders>
+              <w:top w:val="single" w:sz="4" w:space="0" w:color="auto"/>
+              <w:bottom w:val="single" w:sz="4" w:space="0" w:color="auto"/>
+            </w:tcBorders>
+          </w:tcPr>
+          <w:p>
+            <w:pPr>
+              <w:spacing w:after="120" w:line="360" w:lineRule="auto"/>
+              <w:ind w:right="-810"/>
+              <w:rPr>
+                <w:sz w:val="56"/>
+                <w:szCs w:val="56"/>
+              </w:rPr>
+            </w:pPr>
+            <w:r>
+              <w:rPr>
+                <w:sz w:val="56"/>
+                <w:szCs w:val="56"/>
+              </w:rPr>
+              <w:t>The air we take in is called inhaled air.</w:t>
+            </w:r>
+          </w:p>
+        </w:tc>
+        <w:tc>
+          <w:tcPr>
+            <w:tcW w:w="4788" w:type="dxa"/>
+            <w:tcBorders>
+              <w:top w:val="single" w:sz="4" w:space="0" w:color="auto"/>
+              <w:bottom w:val="single" w:sz="4" w:space="0" w:color="auto"/>
+            </w:tcBorders>
+          </w:tcPr>
+          <w:p>
+            <w:pPr>
+              <w:spacing w:after="120" w:line="360" w:lineRule="auto"/>
+              <w:ind w:right="-810"/>
+              <w:rPr>
+                <w:sz w:val="56"/>
+                <w:szCs w:val="56"/>
+              </w:rPr>
+            </w:pPr>
+            <w:r>
+              <w:rPr>
+                <w:sz w:val="56"/>
+                <w:szCs w:val="56"/>
+              </w:rPr>
+              <w:t>The air that we</w:t>
+            </w:r>
+          </w:p>
+          <w:p>
+            <w:pPr>
+              <w:spacing w:after="120" w:line="360" w:lineRule="auto"/>
+              <w:ind w:right="-810"/>
+              <w:rPr>
+                <w:sz w:val="56"/>
+                <w:szCs w:val="56"/>
+              </w:rPr>
+            </w:pPr>
+            <w:r>
+              <w:rPr>
+                <w:sz w:val="56"/>
+                <w:szCs w:val="56"/>
+              </w:rPr>
+              <w:t xml:space="preserve"> breathe out is </w:t>
+            </w:r>
+          </w:p>
+          <w:p>
+            <w:pPr>
+              <w:spacing w:after="120" w:line="360" w:lineRule="auto"/>
+              <w:ind w:right="-810"/>
+              <w:rPr>
+                <w:sz w:val="56"/>
+                <w:szCs w:val="56"/>
+              </w:rPr>
+            </w:pPr>
+            <w:r>
+              <w:rPr>
+                <w:sz w:val="56"/>
+                <w:szCs w:val="56"/>
+              </w:rPr>
+              <w:t>called the exhaled</w:t>
+            </w:r>
+          </w:p>
+          <w:p>
+            <w:pPr>
+              <w:spacing w:after="120" w:line="360" w:lineRule="auto"/>
+              <w:ind w:right="-810"/>
+              <w:rPr>
+                <w:sz w:val="56"/>
+                <w:szCs w:val="56"/>
+              </w:rPr>
+            </w:pPr>
+            <w:r>
+              <w:rPr>
+                <w:sz w:val="56"/>
+                <w:szCs w:val="56"/>
+              </w:rPr>
+              <w:t xml:space="preserve"> air.</w:t>
+            </w:r>
+          </w:p>
+        </w:tc>
+      </w:tr>
+      <w:tr>
+        <w:trPr>
+          <w:trHeight w:val="380"/>
+        </w:trPr>
+        <w:tc>
+          <w:tcPr>
+            <w:tcW w:w="4788" w:type="dxa"/>
+            <w:tcBorders>
+              <w:top w:val="single" w:sz="4" w:space="0" w:color="auto"/>
+              <w:bottom w:val="single" w:sz="4" w:space="0" w:color="auto"/>
+            </w:tcBorders>
+          </w:tcPr>
+          <w:p>
+            <w:pPr>
+              <w:spacing w:after="120" w:line="360" w:lineRule="auto"/>
+              <w:ind w:right="-810"/>
+              <w:rPr>
+                <w:sz w:val="56"/>
+                <w:szCs w:val="56"/>
+              </w:rPr>
+            </w:pPr>
+            <w:r>
+              <w:rPr>
+                <w:sz w:val="56"/>
+                <w:szCs w:val="56"/>
+              </w:rPr>
+              <w:t>It has 21% of</w:t>
+            </w:r>
+          </w:p>
+          <w:p>
+            <w:pPr>
+              <w:spacing w:after="120" w:line="360" w:lineRule="auto"/>
+              <w:ind w:right="-810"/>
+              <w:rPr>
+                <w:sz w:val="56"/>
+                <w:szCs w:val="56"/>
+              </w:rPr>
+            </w:pPr>
+            <w:r>
+              <w:rPr>
+                <w:sz w:val="56"/>
+                <w:szCs w:val="56"/>
+              </w:rPr>
+              <w:t xml:space="preserve"> oxygen.</w:t>
+            </w:r>
+          </w:p>
+        </w:tc>
+        <w:tc>
+          <w:tcPr>
+            <w:tcW w:w="4788" w:type="dxa"/>
+            <w:tcBorders>
+              <w:top w:val="single" w:sz="4" w:space="0" w:color="auto"/>
+              <w:bottom w:val="single" w:sz="4" w:space="0" w:color="auto"/>
+            </w:tcBorders>
+          </w:tcPr>
+          <w:p>
+            <w:pPr>
+              <w:spacing w:after="120" w:line="360" w:lineRule="auto"/>
+              <w:ind w:right="-810"/>
+              <w:rPr>
+                <w:sz w:val="56"/>
+                <w:szCs w:val="56"/>
+              </w:rPr>
+            </w:pPr>
+            <w:r>
+              <w:rPr>
+                <w:sz w:val="56"/>
+                <w:szCs w:val="56"/>
+              </w:rPr>
+              <w:t xml:space="preserve">It has 16.4% of </w:t>
+            </w:r>
+          </w:p>
+          <w:p>
+            <w:pPr>
+              <w:spacing w:after="120" w:line="360" w:lineRule="auto"/>
+              <w:ind w:right="-810"/>
+              <w:rPr>
+                <w:sz w:val="56"/>
+                <w:szCs w:val="56"/>
+              </w:rPr>
+            </w:pPr>
+            <w:r>
+              <w:rPr>
+                <w:sz w:val="56"/>
+                <w:szCs w:val="56"/>
+              </w:rPr>
+              <w:t>oxygen.</w:t>
+            </w:r>
+          </w:p>
+        </w:tc>
+      </w:tr>
+      <w:tr>
+        <w:trPr>
+          <w:trHeight w:val="422"/>
+        </w:trPr>
+        <w:tc>
+          <w:tcPr>
+            <w:tcW w:w="4788" w:type="dxa"/>
+            <w:tcBorders>
+              <w:top w:val="single" w:sz="4" w:space="0" w:color="auto"/>
+            </w:tcBorders>
+          </w:tcPr>
+          <w:p>
+            <w:pPr>
+              <w:spacing w:after="120" w:line="360" w:lineRule="auto"/>
+              <w:ind w:right="-810"/>
+              <w:rPr>
+                <w:sz w:val="56"/>
+                <w:szCs w:val="56"/>
+              </w:rPr>
+            </w:pPr>
+            <w:r>
+              <w:rPr>
+                <w:sz w:val="56"/>
+                <w:szCs w:val="56"/>
+              </w:rPr>
+              <w:t>It has 0.04% of</w:t>
+            </w:r>
+          </w:p>
+          <w:p>
+            <w:pPr>
+              <w:spacing w:after="120" w:line="360" w:lineRule="auto"/>
+              <w:ind w:right="-810"/>
+              <w:rPr>
+                <w:sz w:val="56"/>
+                <w:szCs w:val="56"/>
+              </w:rPr>
+            </w:pPr>
+            <w:r>
+              <w:rPr>
+                <w:sz w:val="56"/>
+                <w:szCs w:val="56"/>
+              </w:rPr>
+              <w:t xml:space="preserve"> carbon dioxide.</w:t>
+            </w:r>
+          </w:p>
+        </w:tc>
+        <w:tc>
+          <w:tcPr>
+            <w:tcW w:w="4788" w:type="dxa"/>
+            <w:tcBorders>
+              <w:top w:val="single" w:sz="4" w:space="0" w:color="auto"/>
+            </w:tcBorders>
+          </w:tcPr>
+          <w:p>
+            <w:pPr>
+              <w:spacing w:after="120" w:line="360" w:lineRule="auto"/>
+              <w:ind w:right="-810"/>
+              <w:rPr>
+                <w:sz w:val="56"/>
+                <w:szCs w:val="56"/>
+              </w:rPr>
+            </w:pPr>
+            <w:r>
+              <w:rPr>
+                <w:sz w:val="56"/>
+                <w:szCs w:val="56"/>
+              </w:rPr>
+              <w:t xml:space="preserve">It has 4.4% of </w:t>
+            </w:r>
+          </w:p>
+          <w:p>
+            <w:pPr>
+              <w:spacing w:after="120" w:line="360" w:lineRule="auto"/>
+              <w:ind w:right="-810"/>
+              <w:rPr>
+                <w:sz w:val="56"/>
+                <w:szCs w:val="56"/>
+              </w:rPr>
+            </w:pPr>
+            <w:r>
+              <w:rPr>
+                <w:sz w:val="56"/>
+                <w:szCs w:val="56"/>
+              </w:rPr>
+              <w:t>carbon dioxide.</w:t>
+            </w:r>
+          </w:p>
+        </w:tc>
+      </w:tr>
+    </w:tbl>
+    <w:p>
+      <w:pPr>
+        <w:spacing w:after="120" w:line="360" w:lineRule="auto"/>
+        <w:ind w:left="-630" w:right="-810"/>
+        <w:rPr>
+          <w:sz w:val="56"/>
+          <w:szCs w:val="56"/>
+        </w:rPr>
+      </w:pPr>
+    </w:p>
+    <w:p>
+      <w:pPr>
+        <w:spacing w:after="120" w:line="360" w:lineRule="auto"/>
+        <w:ind w:left="-630" w:right="-810"/>
+        <w:rPr>
+          <w:b/>
+          <w:sz w:val="56"/>
+          <w:szCs w:val="56"/>
+        </w:rPr>
+      </w:pPr>
+      <w:r>
+        <w:rPr>
+          <w:b/>
+          <w:sz w:val="56"/>
+          <w:szCs w:val="56"/>
+        </w:rPr>
+        <w:lastRenderedPageBreak/>
+        <w:t xml:space="preserve">Q 19. Describe an activity to show that exhaled air contains carbon dioxide? </w:t>
+      </w:r>
+    </w:p>
+    <w:p>
+      <w:pPr>
+        <w:spacing w:after="120" w:line="360" w:lineRule="auto"/>
+        <w:ind w:left="-630" w:right="-810"/>
+        <w:rPr>
+          <w:sz w:val="56"/>
+          <w:szCs w:val="56"/>
+        </w:rPr>
+      </w:pPr>
+      <w:r>
+        <w:rPr>
+          <w:sz w:val="56"/>
+          <w:szCs w:val="56"/>
+        </w:rPr>
+        <w:t xml:space="preserve">Ans. </w:t>
+      </w:r>
+      <w:r>
+        <w:rPr>
+          <w:b/>
+          <w:sz w:val="56"/>
+          <w:szCs w:val="56"/>
+        </w:rPr>
+        <w:t>Aim:</w:t>
+      </w:r>
+      <w:r>
+        <w:rPr>
+          <w:sz w:val="56"/>
+          <w:szCs w:val="56"/>
+        </w:rPr>
+        <w:t xml:space="preserve"> To show that exhaled air contains carbon dioxide. </w:t>
+      </w:r>
+    </w:p>
+    <w:p>
+      <w:pPr>
+        <w:spacing w:after="120" w:line="360" w:lineRule="auto"/>
+        <w:ind w:left="-630" w:right="-810"/>
+        <w:rPr>
+          <w:sz w:val="56"/>
+          <w:szCs w:val="56"/>
+        </w:rPr>
+      </w:pPr>
+      <w:r>
+        <w:rPr>
+          <w:noProof/>
+          <w:sz w:val="56"/>
+          <w:szCs w:val="56"/>
+        </w:rPr>
+        <w:drawing>
+          <wp:anchor distT="0" distB="0" distL="114300" distR="114300" simplePos="0" relativeHeight="251662336" behindDoc="1" locked="0" layoutInCell="1" allowOverlap="1" wp14:anchorId="3EB284AE" wp14:editId="6198E817">
+            <wp:simplePos x="0" y="0"/>
+            <wp:positionH relativeFrom="column">
+              <wp:posOffset>3764280</wp:posOffset>
+            </wp:positionH>
+            <wp:positionV relativeFrom="paragraph">
+              <wp:posOffset>-356870</wp:posOffset>
+            </wp:positionV>
+            <wp:extent cx="2125345" cy="2600325"/>
+            <wp:effectExtent l="0" t="0" r="8255" b="9525"/>
+            <wp:wrapTight wrapText="bothSides">
+              <wp:wrapPolygon edited="0">
+                <wp:start x="0" y="0"/>
+                <wp:lineTo x="0" y="21521"/>
+                <wp:lineTo x="21490" y="21521"/>
+                <wp:lineTo x="21490" y="0"/>
+                <wp:lineTo x="0" y="0"/>
+              </wp:wrapPolygon>
+            </wp:wrapTight>
+            <wp:docPr id="4" name="Picture 3"/>
+            <wp:cNvGraphicFramePr>
+              <a:graphicFrameLocks xmlns:a="http://schemas.openxmlformats.org/drawingml/2006/main" noChangeAspect="1"/>
+            </wp:cNvGraphicFramePr>
+            <a:graphic xmlns:a="http://schemas.openxmlformats.org/drawingml/2006/main">
+              <a:graphicData uri="http://schemas.openxmlformats.org/drawingml/2006/picture">
+                <pic:pic xmlns:pic="http://schemas.openxmlformats.org/drawingml/2006/picture">
+                  <pic:nvPicPr>
+                    <pic:cNvPr id="0" name="img11.jpg"/>
+                    <pic:cNvPicPr/>
+                  </pic:nvPicPr>
+                  <pic:blipFill rotWithShape="1">
+                    <a:blip r:embed="rId11" cstate="print">
+                      <a:extLst>
+                        <a:ext uri="{28A0092B-C50C-407E-A947-70E740481C1C}">
+                          <a14:useLocalDpi xmlns:a14="http://schemas.microsoft.com/office/drawing/2010/main" val="0"/>
+                        </a:ext>
+                      </a:extLst>
+                    </a:blip>
+                    <a:srcRect l="15961" b="-1700"/>
+                    <a:stretch/>
+                  </pic:blipFill>
+                  <pic:spPr bwMode="auto">
+                    <a:xfrm>
+                      <a:off x="0" y="0"/>
+                      <a:ext cx="2125345" cy="2600325"/>
+                    </a:xfrm>
+                    <a:prstGeom prst="rect">
+                      <a:avLst/>
+                    </a:prstGeom>
+                    <a:ln>
+                      <a:noFill/>
+                    </a:ln>
+                    <a:extLst>
+                      <a:ext uri="{53640926-AAD7-44D8-BBD7-CCE9431645EC}">
+                        <a14:shadowObscured xmlns:a14="http://schemas.microsoft.com/office/drawing/2010/main"/>
+                      </a:ext>
+                    </a:extLst>
+                  </pic:spPr>
+                </pic:pic>
+              </a:graphicData>
+            </a:graphic>
+          </wp:anchor>
+        </w:drawing>
+      </w:r>
+      <w:r>
+        <w:rPr>
+          <w:b/>
+          <w:sz w:val="56"/>
+          <w:szCs w:val="56"/>
+        </w:rPr>
+        <w:t>Material required:</w:t>
+      </w:r>
+      <w:r>
+        <w:rPr>
+          <w:sz w:val="56"/>
+          <w:szCs w:val="56"/>
+        </w:rPr>
+        <w:t xml:space="preserve"> lime water, test tube and straw.</w:t>
+      </w:r>
+    </w:p>
+    <w:p>
+      <w:pPr>
+        <w:spacing w:after="120" w:line="360" w:lineRule="auto"/>
+        <w:ind w:left="-630" w:right="-810"/>
+        <w:rPr>
+          <w:b/>
+          <w:sz w:val="56"/>
+          <w:szCs w:val="56"/>
+        </w:rPr>
+      </w:pPr>
+      <w:r>
+        <w:rPr>
+          <w:b/>
+          <w:sz w:val="56"/>
+          <w:szCs w:val="56"/>
+        </w:rPr>
+        <w:t>Method:</w:t>
+      </w:r>
+    </w:p>
+    <w:p>
+      <w:pPr>
+        <w:pStyle w:val="ListParagraph"/>
+        <w:numPr>
+          <w:ilvl w:val="0"/>
+          <w:numId w:val="4"/>
+        </w:numPr>
+        <w:spacing w:after="120" w:line="360" w:lineRule="auto"/>
+        <w:ind w:left="-630" w:right="-810"/>
+        <w:contextualSpacing w:val="0"/>
+        <w:rPr>
+          <w:sz w:val="56"/>
+          <w:szCs w:val="56"/>
+        </w:rPr>
+      </w:pPr>
+      <w:r>
+        <w:rPr>
+          <w:sz w:val="56"/>
+          <w:szCs w:val="56"/>
+        </w:rPr>
+        <w:t>Take the test tube.</w:t>
+      </w:r>
+    </w:p>
+    <w:p>
+      <w:pPr>
+        <w:pStyle w:val="ListParagraph"/>
+        <w:numPr>
+          <w:ilvl w:val="0"/>
+          <w:numId w:val="4"/>
+        </w:numPr>
+        <w:spacing w:after="120" w:line="360" w:lineRule="auto"/>
+        <w:ind w:left="-630" w:right="-810"/>
+        <w:contextualSpacing w:val="0"/>
+        <w:rPr>
+          <w:sz w:val="56"/>
+          <w:szCs w:val="56"/>
+        </w:rPr>
+      </w:pPr>
+      <w:r>
+        <w:rPr>
+          <w:sz w:val="56"/>
+          <w:szCs w:val="56"/>
+        </w:rPr>
+        <w:t>Put some lime water in a test tube.</w:t>
+      </w:r>
+    </w:p>
+    <w:p>
+      <w:pPr>
+        <w:pStyle w:val="ListParagraph"/>
+        <w:numPr>
+          <w:ilvl w:val="0"/>
+          <w:numId w:val="4"/>
+        </w:numPr>
+        <w:spacing w:after="120" w:line="360" w:lineRule="auto"/>
+        <w:ind w:left="-630" w:right="-810"/>
+        <w:contextualSpacing w:val="0"/>
+        <w:rPr>
+          <w:sz w:val="56"/>
+          <w:szCs w:val="56"/>
+        </w:rPr>
+      </w:pPr>
+      <w:r>
+        <w:rPr>
+          <w:sz w:val="56"/>
+          <w:szCs w:val="56"/>
+        </w:rPr>
+        <w:t>Blow gently, through the straw in lime water.</w:t>
+      </w:r>
+    </w:p>
+    <w:p>
+      <w:pPr>
+        <w:pStyle w:val="ListParagraph"/>
+        <w:numPr>
+          <w:ilvl w:val="0"/>
+          <w:numId w:val="4"/>
+        </w:numPr>
+        <w:spacing w:after="120" w:line="360" w:lineRule="auto"/>
+        <w:ind w:left="-630" w:right="-810"/>
+        <w:contextualSpacing w:val="0"/>
+        <w:rPr>
+          <w:sz w:val="56"/>
+          <w:szCs w:val="56"/>
+        </w:rPr>
+      </w:pPr>
+      <w:r>
+        <w:rPr>
+          <w:sz w:val="56"/>
+          <w:szCs w:val="56"/>
+        </w:rPr>
+        <w:t>Repeat the process a few times.</w:t>
+      </w:r>
+    </w:p>
+    <w:p>
+      <w:pPr>
+        <w:pStyle w:val="ListParagraph"/>
+        <w:numPr>
+          <w:ilvl w:val="0"/>
+          <w:numId w:val="4"/>
+        </w:numPr>
+        <w:spacing w:after="120" w:line="360" w:lineRule="auto"/>
+        <w:ind w:left="-630" w:right="-810"/>
+        <w:contextualSpacing w:val="0"/>
+        <w:rPr>
+          <w:sz w:val="56"/>
+          <w:szCs w:val="56"/>
+        </w:rPr>
+      </w:pPr>
+      <w:r>
+        <w:rPr>
+          <w:sz w:val="56"/>
+          <w:szCs w:val="56"/>
+        </w:rPr>
+        <w:lastRenderedPageBreak/>
+        <w:t>Observe the changes.</w:t>
+      </w:r>
+    </w:p>
+    <w:p>
+      <w:pPr>
+        <w:pStyle w:val="ListParagraph"/>
+        <w:spacing w:after="120" w:line="360" w:lineRule="auto"/>
+        <w:ind w:left="-630" w:right="-810"/>
+        <w:contextualSpacing w:val="0"/>
+        <w:rPr>
+          <w:sz w:val="56"/>
+          <w:szCs w:val="56"/>
+        </w:rPr>
+      </w:pPr>
+      <w:r>
+        <w:rPr>
+          <w:b/>
+          <w:sz w:val="56"/>
+          <w:szCs w:val="56"/>
+        </w:rPr>
+        <w:t>OBSERVATION:</w:t>
+      </w:r>
+      <w:r>
+        <w:rPr>
+          <w:sz w:val="56"/>
+          <w:szCs w:val="56"/>
+        </w:rPr>
+        <w:t xml:space="preserve"> The lime water turns milky.</w:t>
+      </w:r>
+    </w:p>
+    <w:p>
+      <w:pPr>
+        <w:pStyle w:val="ListParagraph"/>
+        <w:spacing w:after="120" w:line="360" w:lineRule="auto"/>
+        <w:ind w:left="-630" w:right="-810"/>
+        <w:contextualSpacing w:val="0"/>
+        <w:rPr>
+          <w:sz w:val="56"/>
+          <w:szCs w:val="56"/>
+        </w:rPr>
+      </w:pPr>
+      <w:r>
+        <w:rPr>
+          <w:b/>
+          <w:sz w:val="56"/>
+          <w:szCs w:val="56"/>
+        </w:rPr>
+        <w:t>CONCLUSION:</w:t>
+      </w:r>
+      <w:r>
+        <w:rPr>
+          <w:sz w:val="56"/>
+          <w:szCs w:val="56"/>
+        </w:rPr>
+        <w:t xml:space="preserve">  The exhaled air contains carbon dioxide.</w:t>
+      </w:r>
+    </w:p>
+    <w:p>
+      <w:pPr>
+        <w:spacing w:after="120" w:line="360" w:lineRule="auto"/>
+        <w:ind w:left="-630" w:right="-810"/>
+        <w:rPr>
+          <w:b/>
+          <w:sz w:val="56"/>
+          <w:szCs w:val="56"/>
+        </w:rPr>
+      </w:pPr>
+      <w:r>
+        <w:rPr>
+          <w:b/>
+          <w:sz w:val="56"/>
+          <w:szCs w:val="56"/>
+        </w:rPr>
+        <w:t>Q 20. If you exhale on the mirror, a film of moisture appears on its surface? Why?</w:t>
+      </w:r>
+    </w:p>
+    <w:p>
+      <w:pPr>
+        <w:spacing w:after="120" w:line="360" w:lineRule="auto"/>
+        <w:ind w:left="-630" w:right="-810"/>
+        <w:rPr>
+          <w:sz w:val="56"/>
+          <w:szCs w:val="56"/>
+        </w:rPr>
+      </w:pPr>
+      <w:r>
+        <w:rPr>
+          <w:sz w:val="56"/>
+          <w:szCs w:val="56"/>
+        </w:rPr>
+        <w:t xml:space="preserve">Ans. This is because the exhaled air contains water vapor which condenses on the </w:t>
+      </w:r>
+      <w:proofErr w:type="gramStart"/>
+      <w:r>
+        <w:rPr>
+          <w:sz w:val="56"/>
+          <w:szCs w:val="56"/>
+        </w:rPr>
+        <w:t>comparatively on</w:t>
+      </w:r>
+      <w:proofErr w:type="gramEnd"/>
+      <w:r>
+        <w:rPr>
+          <w:sz w:val="56"/>
+          <w:szCs w:val="56"/>
+        </w:rPr>
+        <w:t xml:space="preserve"> cool surface of the mirror and trams thin of moisture can be seen.</w:t>
+      </w:r>
+    </w:p>
+    <w:p>
+      <w:pPr>
+        <w:spacing w:after="120" w:line="360" w:lineRule="auto"/>
+        <w:ind w:left="-630" w:right="-810"/>
+        <w:jc w:val="both"/>
+        <w:rPr>
+          <w:b/>
+          <w:sz w:val="56"/>
+          <w:szCs w:val="56"/>
+        </w:rPr>
+      </w:pPr>
+      <w:r>
+        <w:rPr>
+          <w:b/>
+          <w:sz w:val="56"/>
+          <w:szCs w:val="56"/>
+        </w:rPr>
+        <w:t xml:space="preserve">Q 21. What are gills? How do they help fish to breathe? </w:t>
+      </w:r>
+    </w:p>
+    <w:p>
+      <w:pPr>
+        <w:spacing w:after="120" w:line="360" w:lineRule="auto"/>
+        <w:ind w:left="-630" w:right="-810"/>
+        <w:jc w:val="both"/>
+        <w:rPr>
+          <w:sz w:val="56"/>
+          <w:szCs w:val="56"/>
+        </w:rPr>
+      </w:pPr>
+      <w:r>
+        <w:rPr>
+          <w:sz w:val="56"/>
+          <w:szCs w:val="56"/>
+        </w:rPr>
+        <w:lastRenderedPageBreak/>
+        <w:t>Ans. 1. Gills are projections of the skin.</w:t>
+      </w:r>
+    </w:p>
+    <w:p>
+      <w:pPr>
+        <w:spacing w:after="120" w:line="360" w:lineRule="auto"/>
+        <w:ind w:left="-630" w:right="-810"/>
+        <w:jc w:val="both"/>
+        <w:rPr>
+          <w:sz w:val="56"/>
+          <w:szCs w:val="56"/>
+        </w:rPr>
+      </w:pPr>
+      <w:r>
+        <w:rPr>
+          <w:sz w:val="56"/>
+          <w:szCs w:val="56"/>
+        </w:rPr>
+        <w:t>2. Gills help in breathing. Gills are well supplied with blood vessels for exchange of gases.</w:t>
+      </w:r>
+    </w:p>
+    <w:p>
+      <w:pPr>
+        <w:spacing w:after="120" w:line="360" w:lineRule="auto"/>
+        <w:ind w:left="-630" w:right="-810"/>
+        <w:jc w:val="both"/>
+        <w:rPr>
+          <w:sz w:val="56"/>
+          <w:szCs w:val="56"/>
+        </w:rPr>
+      </w:pPr>
+      <w:r>
+        <w:rPr>
+          <w:noProof/>
+          <w:sz w:val="56"/>
+          <w:szCs w:val="56"/>
+        </w:rPr>
+        <w:drawing>
+          <wp:anchor distT="0" distB="0" distL="114300" distR="114300" simplePos="0" relativeHeight="251663360" behindDoc="1" locked="0" layoutInCell="1" allowOverlap="1" wp14:anchorId="420CB53D" wp14:editId="7C91BACD">
+            <wp:simplePos x="0" y="0"/>
+            <wp:positionH relativeFrom="column">
+              <wp:posOffset>-201930</wp:posOffset>
+            </wp:positionH>
+            <wp:positionV relativeFrom="paragraph">
+              <wp:posOffset>1488440</wp:posOffset>
+            </wp:positionV>
+            <wp:extent cx="6062345" cy="4445635"/>
+            <wp:effectExtent l="19050" t="0" r="0" b="0"/>
+            <wp:wrapTight wrapText="bothSides">
+              <wp:wrapPolygon edited="0">
+                <wp:start x="-68" y="0"/>
+                <wp:lineTo x="-68" y="21474"/>
+                <wp:lineTo x="21584" y="21474"/>
+                <wp:lineTo x="21584" y="0"/>
+                <wp:lineTo x="-68" y="0"/>
+              </wp:wrapPolygon>
+            </wp:wrapTight>
+            <wp:docPr id="6" name="Picture 4"/>
+            <wp:cNvGraphicFramePr>
+              <a:graphicFrameLocks xmlns:a="http://schemas.openxmlformats.org/drawingml/2006/main" noChangeAspect="1"/>
+            </wp:cNvGraphicFramePr>
+            <a:graphic xmlns:a="http://schemas.openxmlformats.org/drawingml/2006/main">
+              <a:graphicData uri="http://schemas.openxmlformats.org/drawingml/2006/picture">
+                <pic:pic xmlns:pic="http://schemas.openxmlformats.org/drawingml/2006/picture">
+                  <pic:nvPicPr>
+                    <pic:cNvPr id="0" name="img14.jpg"/>
+                    <pic:cNvPicPr/>
+                  </pic:nvPicPr>
+                  <pic:blipFill>
+                    <a:blip r:embed="rId12" cstate="print">
+                      <a:extLst>
+                        <a:ext uri="{28A0092B-C50C-407E-A947-70E740481C1C}">
+                          <a14:useLocalDpi xmlns:a14="http://schemas.microsoft.com/office/drawing/2010/main" val="0"/>
+                        </a:ext>
+                      </a:extLst>
+                    </a:blip>
+                    <a:stretch>
+                      <a:fillRect/>
+                    </a:stretch>
+                  </pic:blipFill>
+                  <pic:spPr>
+                    <a:xfrm>
+                      <a:off x="0" y="0"/>
+                      <a:ext cx="6062345" cy="4445635"/>
+                    </a:xfrm>
+                    <a:prstGeom prst="rect">
+                      <a:avLst/>
+                    </a:prstGeom>
+                  </pic:spPr>
+                </pic:pic>
+              </a:graphicData>
+            </a:graphic>
+          </wp:anchor>
+        </w:drawing>
+      </w:r>
+      <w:r>
+        <w:rPr>
+          <w:sz w:val="56"/>
+          <w:szCs w:val="56"/>
+        </w:rPr>
+        <w:t>3. Gills in fish help them to use oxygen dissolved in water.</w:t>
+      </w:r>
+      <w:r>
+        <w:rPr>
+          <w:noProof/>
+          <w:sz w:val="56"/>
+          <w:szCs w:val="56"/>
+        </w:rPr>
+        <w:t xml:space="preserve"> </w:t>
+      </w:r>
+    </w:p>
+    <w:p>
+      <w:pPr>
+        <w:spacing w:after="120" w:line="360" w:lineRule="auto"/>
+        <w:ind w:left="-630" w:right="-810"/>
+        <w:jc w:val="both"/>
+        <w:rPr>
+          <w:b/>
+          <w:sz w:val="56"/>
+          <w:szCs w:val="56"/>
+        </w:rPr>
+      </w:pPr>
+      <w:r>
+        <w:rPr>
+          <w:b/>
+          <w:sz w:val="56"/>
+          <w:szCs w:val="56"/>
+        </w:rPr>
+        <w:lastRenderedPageBreak/>
+        <w:t>Q22. Why does an athlete breathe faster and deeper than usual after finishing the race?</w:t>
+      </w:r>
+    </w:p>
+    <w:p>
+      <w:pPr>
+        <w:spacing w:after="120" w:line="360" w:lineRule="auto"/>
+        <w:ind w:left="-630" w:right="-810"/>
+        <w:jc w:val="both"/>
+        <w:rPr>
+          <w:sz w:val="56"/>
+          <w:szCs w:val="56"/>
+        </w:rPr>
+      </w:pPr>
+      <w:r>
+        <w:rPr>
+          <w:sz w:val="56"/>
+          <w:szCs w:val="56"/>
+        </w:rPr>
+        <w:t xml:space="preserve">Ans. An athlete breathes faster and deeper than usual after finishing the race because running </w:t>
+      </w:r>
+      <w:proofErr w:type="gramStart"/>
+      <w:r>
+        <w:rPr>
+          <w:sz w:val="56"/>
+          <w:szCs w:val="56"/>
+        </w:rPr>
+        <w:t>required</w:t>
+      </w:r>
+      <w:proofErr w:type="gramEnd"/>
+      <w:r>
+        <w:rPr>
+          <w:sz w:val="56"/>
+          <w:szCs w:val="56"/>
+        </w:rPr>
+        <w:t xml:space="preserve"> large amount of energy. This energy is derived from rapid and quick breakdown of food by oxygen (O</w:t>
+      </w:r>
+      <w:r>
+        <w:rPr>
+          <w:sz w:val="56"/>
+          <w:szCs w:val="56"/>
+          <w:vertAlign w:val="subscript"/>
+        </w:rPr>
+        <w:t>2</w:t>
+      </w:r>
+      <w:r>
+        <w:rPr>
+          <w:sz w:val="56"/>
+          <w:szCs w:val="56"/>
+        </w:rPr>
+        <w:t>). Fast breathing supplies large amount of oxygen to produce the require energy.</w:t>
+      </w:r>
+    </w:p>
+    <w:p>
+      <w:pPr>
+        <w:spacing w:after="120" w:line="360" w:lineRule="auto"/>
+        <w:ind w:left="-630" w:right="-810"/>
+        <w:jc w:val="both"/>
+        <w:rPr>
+          <w:b/>
+          <w:sz w:val="56"/>
+          <w:szCs w:val="56"/>
+        </w:rPr>
+      </w:pPr>
+      <w:r>
+        <w:rPr>
+          <w:b/>
+          <w:sz w:val="56"/>
+          <w:szCs w:val="56"/>
+        </w:rPr>
+        <w:t>Q23. Why do we often sneeze when we inhale a lot of dust- laden air?</w:t>
+      </w:r>
+    </w:p>
+    <w:p>
+      <w:pPr>
+        <w:spacing w:after="120" w:line="360" w:lineRule="auto"/>
+        <w:ind w:left="-630" w:right="-810"/>
+        <w:jc w:val="both"/>
+        <w:rPr>
+          <w:sz w:val="56"/>
+          <w:szCs w:val="56"/>
+        </w:rPr>
+      </w:pPr>
+      <w:r>
+        <w:rPr>
+          <w:sz w:val="56"/>
+          <w:szCs w:val="56"/>
+        </w:rPr>
+        <w:lastRenderedPageBreak/>
+        <w:t xml:space="preserve">Ans. The air around us has various types of unwanted particles. Such as smoke, dust, pollens etc. When we inhale, the particles get trapped in the hair present in our nasal cavity. However, sometimes these particles may get past the hair in the nasal cavity. Then they irritate the lining of the cavity, as a result of which we sneeze. Sneezing expels these foreign particles from the inhaled air and a duster clean air enters our body. </w:t>
+      </w:r>
+    </w:p>
+    <w:p>
+      <w:pPr>
+        <w:spacing w:after="120" w:line="360" w:lineRule="auto"/>
+        <w:ind w:left="-630" w:right="-810"/>
+        <w:jc w:val="both"/>
+        <w:rPr>
+          <w:b/>
+          <w:sz w:val="56"/>
+          <w:szCs w:val="56"/>
+        </w:rPr>
+      </w:pPr>
+      <w:r>
+        <w:rPr>
+          <w:b/>
+          <w:sz w:val="56"/>
+          <w:szCs w:val="56"/>
+        </w:rPr>
+        <w:t>Q 24. Why do we feel hungry after a physical activity?</w:t>
+      </w:r>
+    </w:p>
+    <w:p>
+      <w:pPr>
+        <w:spacing w:after="120" w:line="360" w:lineRule="auto"/>
+        <w:ind w:left="-630" w:right="-810"/>
+        <w:jc w:val="both"/>
+        <w:rPr>
+          <w:sz w:val="56"/>
+          <w:szCs w:val="56"/>
+        </w:rPr>
+      </w:pPr>
+      <w:r>
+        <w:rPr>
+          <w:sz w:val="56"/>
+          <w:szCs w:val="56"/>
+        </w:rPr>
+        <w:lastRenderedPageBreak/>
+        <w:t xml:space="preserve">Ans. During heavy exercise a person needs extra energy. </w:t>
+      </w:r>
+      <w:proofErr w:type="spellStart"/>
+      <w:r>
+        <w:rPr>
+          <w:sz w:val="56"/>
+          <w:szCs w:val="56"/>
+        </w:rPr>
+        <w:t>He/She</w:t>
+      </w:r>
+      <w:proofErr w:type="spellEnd"/>
+      <w:r>
+        <w:rPr>
+          <w:sz w:val="56"/>
+          <w:szCs w:val="56"/>
+        </w:rPr>
+        <w:t xml:space="preserve"> breathes faster as a result more oxygen is supplied to our cells. It speeds up the breakdown of food and more energy is released. So, the person feels hungry to full fill the demand for food that is used up.     </w:t>
+      </w:r>
+    </w:p>
+    <w:p>
+      <w:pPr>
+        <w:spacing w:after="120" w:line="360" w:lineRule="auto"/>
+        <w:ind w:left="-630" w:right="-810" w:hanging="720"/>
+        <w:jc w:val="both"/>
+        <w:rPr>
+          <w:sz w:val="56"/>
+          <w:szCs w:val="56"/>
+        </w:rPr>
+      </w:pPr>
+      <w:r>
+        <w:rPr>
+          <w:sz w:val="56"/>
+          <w:szCs w:val="56"/>
+        </w:rPr>
+        <w:t xml:space="preserve">          </w:t>
+      </w:r>
+    </w:p>
+    <w:p>
+      <w:pPr>
+        <w:spacing w:after="120" w:line="360" w:lineRule="auto"/>
+        <w:ind w:left="-630" w:right="-810" w:hanging="720"/>
+        <w:rPr>
+          <w:sz w:val="56"/>
+          <w:szCs w:val="56"/>
+        </w:rPr>
+      </w:pPr>
+      <w:r>
+        <w:rPr>
+          <w:sz w:val="56"/>
+          <w:szCs w:val="56"/>
+        </w:rPr>
+        <w:t xml:space="preserve">    </w:t>
+      </w:r>
+      <w:r>
+        <w:rPr>
+          <w:sz w:val="56"/>
+          <w:szCs w:val="56"/>
+        </w:rPr>
+        <w:tab/>
+      </w:r>
+      <w:r>
+        <w:rPr>
+          <w:sz w:val="56"/>
+          <w:szCs w:val="56"/>
+        </w:rPr>
+        <w:tab/>
+        <w:t xml:space="preserve"> </w:t>
+      </w:r>
+      <w:r>
+        <w:rPr>
+          <w:sz w:val="56"/>
+          <w:szCs w:val="56"/>
+        </w:rPr>
+        <w:tab/>
+      </w:r>
+    </w:p>
+    <w:p>
+      <w:pPr>
+        <w:pStyle w:val="ListParagraph"/>
+        <w:spacing w:after="120" w:line="360" w:lineRule="auto"/>
+        <w:ind w:left="-630" w:right="-810"/>
+        <w:contextualSpacing w:val="0"/>
+        <w:rPr>
+          <w:sz w:val="56"/>
+          <w:szCs w:val="56"/>
+        </w:rPr>
+      </w:pPr>
+    </w:p>
+    <w:p>
+      <w:pPr>
+        <w:rPr>
+          <w:sz w:val="56"/>
+          <w:szCs w:val="56"/>
+        </w:rPr>
+      </w:pPr>
+    </w:p>
+    <w:p>
+      <w:pPr>
+        <w:rPr>
+          <w:sz w:val="50"/>
+          <w:szCs w:val="50"/>
+        </w:rPr>
+      </w:pPr>
     </w:p>
     <w:sectPr>
       <w:pgSz w:w="12240" w:h="15840"/>
@@ -2819,6 +5233,119 @@
 <file path=word/numbering.xml><?xml version="1.0" encoding="utf-8"?>
 <w:numbering xmlns:wpc="http://schemas.microsoft.com/office/word/2010/wordprocessingCanvas" xmlns:cx="http://schemas.microsoft.com/office/drawing/2014/chartex" xmlns:cx1="http://schemas.microsoft.com/office/drawing/2015/9/8/chartex" xmlns:cx2="http://schemas.microsoft.com/office/drawing/2015/10/21/chartex" xmlns:cx3="http://schemas.microsoft.com/office/drawing/2016/5/9/chartex" xmlns:cx4="http://schemas.microsoft.com/office/drawing/2016/5/10/chartex" xmlns:cx5="http://schemas.microsoft.com/office/drawing/2016/5/11/chartex" xmlns:cx6="http://schemas.microsoft.com/office/drawing/2016/5/12/chartex" xmlns:cx7="http://schemas.microsoft.com/office/drawing/2016/5/13/chartex" xmlns:cx8="http://schemas.microsoft.com/office/drawing/2016/5/14/chartex" xmlns:mc="http://schemas.openxmlformats.org/markup-compatibility/2006" xmlns:aink="http://schemas.microsoft.com/office/drawing/2016/ink" xmlns:am3d="http://schemas.microsoft.com/office/drawing/2017/model3d" xmlns:o="urn:schemas-microsoft-com:office:office" xmlns:oel="http://schemas.microsoft.com/office/2019/extlst" xmlns:r="http://schemas.openxmlformats.org/officeDocument/2006/relationships" xmlns:m="http://schemas.openxmlformats.org/officeDocument/2006/math" xmlns:v="urn:schemas-microsoft-com:vml" xmlns:wp14="http://schemas.microsoft.com/office/word/2010/wordprocessingDrawing" xmlns:wp="http://schemas.openxmlformats.org/drawingml/2006/wordprocessingDrawing" xmlns:w10="urn:schemas-microsoft-com:office:word" xmlns:w="http://schemas.openxmlformats.org/wordprocessingml/2006/main" xmlns:w14="http://schemas.microsoft.com/office/word/2010/wordml" xmlns:w15="http://schemas.microsoft.com/office/word/2012/wordml" xmlns:w16cex="http://schemas.microsoft.com/office/word/2018/wordml/cex" xmlns:w16cid="http://schemas.microsoft.com/office/word/2016/wordml/cid" xmlns:w16="http://schemas.microsoft.com/office/word/2018/wordml" xmlns:w16du="http://schemas.microsoft.com/office/word/2023/wordml/word16du" xmlns:w16sdtdh="http://schemas.microsoft.com/office/word/2020/wordml/sdtdatahash" xmlns:w16sdtfl="http://schemas.microsoft.com/office/word/2024/wordml/sdtformatlock" xmlns:w16se="http://schemas.microsoft.com/office/word/2015/wordml/symex" xmlns:wpg="http://schemas.microsoft.com/office/word/2010/wordprocessingGroup" xmlns:wpi="http://schemas.microsoft.com/office/word/2010/wordprocessingInk" xmlns:wne="http://schemas.microsoft.com/office/word/2006/wordml" xmlns:wps="http://schemas.microsoft.com/office/word/2010/wordprocessingShape" mc:Ignorable="w14 w15 w16se w16cid w16 w16cex w16sdtdh w16sdtfl w16du wp14">
   <w:abstractNum w:abstractNumId="0" w15:restartNumberingAfterBreak="0">
+    <w:nsid w:val="1DDF2115"/>
+    <w:multiLevelType w:val="hybridMultilevel"/>
+    <w:tmpl w:val="D060A092"/>
+    <w:lvl w:ilvl="0" w:tplc="0409000B">
+      <w:start w:val="1"/>
+      <w:numFmt w:val="bullet"/>
+      <w:lvlText w:val=""/>
+      <w:lvlJc w:val="left"/>
+      <w:pPr>
+        <w:ind w:left="1473" w:hanging="360"/>
+      </w:pPr>
+      <w:rPr>
+        <w:rFonts w:ascii="Wingdings" w:hAnsi="Wingdings" w:hint="default"/>
+      </w:rPr>
+    </w:lvl>
+    <w:lvl w:ilvl="1" w:tplc="04090003" w:tentative="1">
+      <w:start w:val="1"/>
+      <w:numFmt w:val="bullet"/>
+      <w:lvlText w:val="o"/>
+      <w:lvlJc w:val="left"/>
+      <w:pPr>
+        <w:ind w:left="2193" w:hanging="360"/>
+      </w:pPr>
+      <w:rPr>
+        <w:rFonts w:ascii="Courier New" w:hAnsi="Courier New" w:cs="Courier New" w:hint="default"/>
+      </w:rPr>
+    </w:lvl>
+    <w:lvl w:ilvl="2" w:tplc="04090005" w:tentative="1">
+      <w:start w:val="1"/>
+      <w:numFmt w:val="bullet"/>
+      <w:lvlText w:val=""/>
+      <w:lvlJc w:val="left"/>
+      <w:pPr>
+        <w:ind w:left="2913" w:hanging="360"/>
+      </w:pPr>
+      <w:rPr>
+        <w:rFonts w:ascii="Wingdings" w:hAnsi="Wingdings" w:hint="default"/>
+      </w:rPr>
+    </w:lvl>
+    <w:lvl w:ilvl="3" w:tplc="04090001" w:tentative="1">
+      <w:start w:val="1"/>
+      <w:numFmt w:val="bullet"/>
+      <w:lvlText w:val=""/>
+      <w:lvlJc w:val="left"/>
+      <w:pPr>
+        <w:ind w:left="3633" w:hanging="360"/>
+      </w:pPr>
+      <w:rPr>
+        <w:rFonts w:ascii="Symbol" w:hAnsi="Symbol" w:hint="default"/>
+      </w:rPr>
+    </w:lvl>
+    <w:lvl w:ilvl="4" w:tplc="04090003" w:tentative="1">
+      <w:start w:val="1"/>
+      <w:numFmt w:val="bullet"/>
+      <w:lvlText w:val="o"/>
+      <w:lvlJc w:val="left"/>
+      <w:pPr>
+        <w:ind w:left="4353" w:hanging="360"/>
+      </w:pPr>
+      <w:rPr>
+        <w:rFonts w:ascii="Courier New" w:hAnsi="Courier New" w:cs="Courier New" w:hint="default"/>
+      </w:rPr>
+    </w:lvl>
+    <w:lvl w:ilvl="5" w:tplc="04090005" w:tentative="1">
+      <w:start w:val="1"/>
+      <w:numFmt w:val="bullet"/>
+      <w:lvlText w:val=""/>
+      <w:lvlJc w:val="left"/>
+      <w:pPr>
+        <w:ind w:left="5073" w:hanging="360"/>
+      </w:pPr>
+      <w:rPr>
+        <w:rFonts w:ascii="Wingdings" w:hAnsi="Wingdings" w:hint="default"/>
+      </w:rPr>
+    </w:lvl>
+    <w:lvl w:ilvl="6" w:tplc="04090001" w:tentative="1">
+      <w:start w:val="1"/>
+      <w:numFmt w:val="bullet"/>
+      <w:lvlText w:val=""/>
+      <w:lvlJc w:val="left"/>
+      <w:pPr>
+        <w:ind w:left="5793" w:hanging="360"/>
+      </w:pPr>
+      <w:rPr>
+        <w:rFonts w:ascii="Symbol" w:hAnsi="Symbol" w:hint="default"/>
+      </w:rPr>
+    </w:lvl>
+    <w:lvl w:ilvl="7" w:tplc="04090003" w:tentative="1">
+      <w:start w:val="1"/>
+      <w:numFmt w:val="bullet"/>
+      <w:lvlText w:val="o"/>
+      <w:lvlJc w:val="left"/>
+      <w:pPr>
+        <w:ind w:left="6513" w:hanging="360"/>
+      </w:pPr>
+      <w:rPr>
+        <w:rFonts w:ascii="Courier New" w:hAnsi="Courier New" w:cs="Courier New" w:hint="default"/>
+      </w:rPr>
+    </w:lvl>
+    <w:lvl w:ilvl="8" w:tplc="04090005" w:tentative="1">
+      <w:start w:val="1"/>
+      <w:numFmt w:val="bullet"/>
+      <w:lvlText w:val=""/>
+      <w:lvlJc w:val="left"/>
+      <w:pPr>
+        <w:ind w:left="7233" w:hanging="360"/>
+      </w:pPr>
+      <w:rPr>
+        <w:rFonts w:ascii="Wingdings" w:hAnsi="Wingdings" w:hint="default"/>
+      </w:rPr>
+    </w:lvl>
+  </w:abstractNum>
+  <w:abstractNum w:abstractNumId="1" w15:restartNumberingAfterBreak="0">
     <w:nsid w:val="40BD46B8"/>
     <w:multiLevelType w:val="hybridMultilevel"/>
     <w:tmpl w:val="39142A88"/>
@@ -2931,7 +5458,120 @@
       </w:rPr>
     </w:lvl>
   </w:abstractNum>
-  <w:abstractNum w:abstractNumId="1" w15:restartNumberingAfterBreak="0">
+  <w:abstractNum w:abstractNumId="2" w15:restartNumberingAfterBreak="0">
+    <w:nsid w:val="4DD525C3"/>
+    <w:multiLevelType w:val="hybridMultilevel"/>
+    <w:tmpl w:val="D6ECB3AA"/>
+    <w:lvl w:ilvl="0" w:tplc="0409000B">
+      <w:start w:val="1"/>
+      <w:numFmt w:val="bullet"/>
+      <w:lvlText w:val=""/>
+      <w:lvlJc w:val="left"/>
+      <w:pPr>
+        <w:ind w:left="720" w:hanging="360"/>
+      </w:pPr>
+      <w:rPr>
+        <w:rFonts w:ascii="Wingdings" w:hAnsi="Wingdings" w:hint="default"/>
+      </w:rPr>
+    </w:lvl>
+    <w:lvl w:ilvl="1" w:tplc="04090003" w:tentative="1">
+      <w:start w:val="1"/>
+      <w:numFmt w:val="bullet"/>
+      <w:lvlText w:val="o"/>
+      <w:lvlJc w:val="left"/>
+      <w:pPr>
+        <w:ind w:left="1440" w:hanging="360"/>
+      </w:pPr>
+      <w:rPr>
+        <w:rFonts w:ascii="Courier New" w:hAnsi="Courier New" w:cs="Courier New" w:hint="default"/>
+      </w:rPr>
+    </w:lvl>
+    <w:lvl w:ilvl="2" w:tplc="04090005" w:tentative="1">
+      <w:start w:val="1"/>
+      <w:numFmt w:val="bullet"/>
+      <w:lvlText w:val=""/>
+      <w:lvlJc w:val="left"/>
+      <w:pPr>
+        <w:ind w:left="2160" w:hanging="360"/>
+      </w:pPr>
+      <w:rPr>
+        <w:rFonts w:ascii="Wingdings" w:hAnsi="Wingdings" w:hint="default"/>
+      </w:rPr>
+    </w:lvl>
+    <w:lvl w:ilvl="3" w:tplc="04090001" w:tentative="1">
+      <w:start w:val="1"/>
+      <w:numFmt w:val="bullet"/>
+      <w:lvlText w:val=""/>
+      <w:lvlJc w:val="left"/>
+      <w:pPr>
+        <w:ind w:left="2880" w:hanging="360"/>
+      </w:pPr>
+      <w:rPr>
+        <w:rFonts w:ascii="Symbol" w:hAnsi="Symbol" w:hint="default"/>
+      </w:rPr>
+    </w:lvl>
+    <w:lvl w:ilvl="4" w:tplc="04090003" w:tentative="1">
+      <w:start w:val="1"/>
+      <w:numFmt w:val="bullet"/>
+      <w:lvlText w:val="o"/>
+      <w:lvlJc w:val="left"/>
+      <w:pPr>
+        <w:ind w:left="3600" w:hanging="360"/>
+      </w:pPr>
+      <w:rPr>
+        <w:rFonts w:ascii="Courier New" w:hAnsi="Courier New" w:cs="Courier New" w:hint="default"/>
+      </w:rPr>
+    </w:lvl>
+    <w:lvl w:ilvl="5" w:tplc="04090005" w:tentative="1">
+      <w:start w:val="1"/>
+      <w:numFmt w:val="bullet"/>
+      <w:lvlText w:val=""/>
+      <w:lvlJc w:val="left"/>
+      <w:pPr>
+        <w:ind w:left="4320" w:hanging="360"/>
+      </w:pPr>
+      <w:rPr>
+        <w:rFonts w:ascii="Wingdings" w:hAnsi="Wingdings" w:hint="default"/>
+      </w:rPr>
+    </w:lvl>
+    <w:lvl w:ilvl="6" w:tplc="04090001" w:tentative="1">
+      <w:start w:val="1"/>
+      <w:numFmt w:val="bullet"/>
+      <w:lvlText w:val=""/>
+      <w:lvlJc w:val="left"/>
+      <w:pPr>
+        <w:ind w:left="5040" w:hanging="360"/>
+      </w:pPr>
+      <w:rPr>
+        <w:rFonts w:ascii="Symbol" w:hAnsi="Symbol" w:hint="default"/>
+      </w:rPr>
+    </w:lvl>
+    <w:lvl w:ilvl="7" w:tplc="04090003" w:tentative="1">
+      <w:start w:val="1"/>
+      <w:numFmt w:val="bullet"/>
+      <w:lvlText w:val="o"/>
+      <w:lvlJc w:val="left"/>
+      <w:pPr>
+        <w:ind w:left="5760" w:hanging="360"/>
+      </w:pPr>
+      <w:rPr>
+        <w:rFonts w:ascii="Courier New" w:hAnsi="Courier New" w:cs="Courier New" w:hint="default"/>
+      </w:rPr>
+    </w:lvl>
+    <w:lvl w:ilvl="8" w:tplc="04090005" w:tentative="1">
+      <w:start w:val="1"/>
+      <w:numFmt w:val="bullet"/>
+      <w:lvlText w:val=""/>
+      <w:lvlJc w:val="left"/>
+      <w:pPr>
+        <w:ind w:left="6480" w:hanging="360"/>
+      </w:pPr>
+      <w:rPr>
+        <w:rFonts w:ascii="Wingdings" w:hAnsi="Wingdings" w:hint="default"/>
+      </w:rPr>
+    </w:lvl>
+  </w:abstractNum>
+  <w:abstractNum w:abstractNumId="3" w15:restartNumberingAfterBreak="0">
     <w:nsid w:val="6CC515AA"/>
     <w:multiLevelType w:val="hybridMultilevel"/>
     <w:tmpl w:val="B16E672A"/>
@@ -3044,11 +5684,133 @@
       </w:rPr>
     </w:lvl>
   </w:abstractNum>
-  <w:num w:numId="1" w16cid:durableId="1076367440">
+  <w:abstractNum w:abstractNumId="4" w15:restartNumberingAfterBreak="0">
+    <w:nsid w:val="79341CE6"/>
+    <w:multiLevelType w:val="hybridMultilevel"/>
+    <w:tmpl w:val="D3CA945E"/>
+    <w:lvl w:ilvl="0" w:tplc="0409000B">
+      <w:start w:val="1"/>
+      <w:numFmt w:val="bullet"/>
+      <w:lvlText w:val=""/>
+      <w:lvlJc w:val="left"/>
+      <w:pPr>
+        <w:ind w:left="720" w:hanging="360"/>
+      </w:pPr>
+      <w:rPr>
+        <w:rFonts w:ascii="Wingdings" w:hAnsi="Wingdings" w:hint="default"/>
+      </w:rPr>
+    </w:lvl>
+    <w:lvl w:ilvl="1" w:tplc="04090003" w:tentative="1">
+      <w:start w:val="1"/>
+      <w:numFmt w:val="bullet"/>
+      <w:lvlText w:val="o"/>
+      <w:lvlJc w:val="left"/>
+      <w:pPr>
+        <w:ind w:left="1440" w:hanging="360"/>
+      </w:pPr>
+      <w:rPr>
+        <w:rFonts w:ascii="Courier New" w:hAnsi="Courier New" w:cs="Courier New" w:hint="default"/>
+      </w:rPr>
+    </w:lvl>
+    <w:lvl w:ilvl="2" w:tplc="04090005" w:tentative="1">
+      <w:start w:val="1"/>
+      <w:numFmt w:val="bullet"/>
+      <w:lvlText w:val=""/>
+      <w:lvlJc w:val="left"/>
+      <w:pPr>
+        <w:ind w:left="2160" w:hanging="360"/>
+      </w:pPr>
+      <w:rPr>
+        <w:rFonts w:ascii="Wingdings" w:hAnsi="Wingdings" w:hint="default"/>
+      </w:rPr>
+    </w:lvl>
+    <w:lvl w:ilvl="3" w:tplc="04090001" w:tentative="1">
+      <w:start w:val="1"/>
+      <w:numFmt w:val="bullet"/>
+      <w:lvlText w:val=""/>
+      <w:lvlJc w:val="left"/>
+      <w:pPr>
+        <w:ind w:left="2880" w:hanging="360"/>
+      </w:pPr>
+      <w:rPr>
+        <w:rFonts w:ascii="Symbol" w:hAnsi="Symbol" w:hint="default"/>
+      </w:rPr>
+    </w:lvl>
+    <w:lvl w:ilvl="4" w:tplc="04090003" w:tentative="1">
+      <w:start w:val="1"/>
+      <w:numFmt w:val="bullet"/>
+      <w:lvlText w:val="o"/>
+      <w:lvlJc w:val="left"/>
+      <w:pPr>
+        <w:ind w:left="3600" w:hanging="360"/>
+      </w:pPr>
+      <w:rPr>
+        <w:rFonts w:ascii="Courier New" w:hAnsi="Courier New" w:cs="Courier New" w:hint="default"/>
+      </w:rPr>
+    </w:lvl>
+    <w:lvl w:ilvl="5" w:tplc="04090005" w:tentative="1">
+      <w:start w:val="1"/>
+      <w:numFmt w:val="bullet"/>
+      <w:lvlText w:val=""/>
+      <w:lvlJc w:val="left"/>
+      <w:pPr>
+        <w:ind w:left="4320" w:hanging="360"/>
+      </w:pPr>
+      <w:rPr>
+        <w:rFonts w:ascii="Wingdings" w:hAnsi="Wingdings" w:hint="default"/>
+      </w:rPr>
+    </w:lvl>
+    <w:lvl w:ilvl="6" w:tplc="04090001" w:tentative="1">
+      <w:start w:val="1"/>
+      <w:numFmt w:val="bullet"/>
+      <w:lvlText w:val=""/>
+      <w:lvlJc w:val="left"/>
+      <w:pPr>
+        <w:ind w:left="5040" w:hanging="360"/>
+      </w:pPr>
+      <w:rPr>
+        <w:rFonts w:ascii="Symbol" w:hAnsi="Symbol" w:hint="default"/>
+      </w:rPr>
+    </w:lvl>
+    <w:lvl w:ilvl="7" w:tplc="04090003" w:tentative="1">
+      <w:start w:val="1"/>
+      <w:numFmt w:val="bullet"/>
+      <w:lvlText w:val="o"/>
+      <w:lvlJc w:val="left"/>
+      <w:pPr>
+        <w:ind w:left="5760" w:hanging="360"/>
+      </w:pPr>
+      <w:rPr>
+        <w:rFonts w:ascii="Courier New" w:hAnsi="Courier New" w:cs="Courier New" w:hint="default"/>
+      </w:rPr>
+    </w:lvl>
+    <w:lvl w:ilvl="8" w:tplc="04090005" w:tentative="1">
+      <w:start w:val="1"/>
+      <w:numFmt w:val="bullet"/>
+      <w:lvlText w:val=""/>
+      <w:lvlJc w:val="left"/>
+      <w:pPr>
+        <w:ind w:left="6480" w:hanging="360"/>
+      </w:pPr>
+      <w:rPr>
+        <w:rFonts w:ascii="Wingdings" w:hAnsi="Wingdings" w:hint="default"/>
+      </w:rPr>
+    </w:lvl>
+  </w:abstractNum>
+  <w:num w:numId="1" w16cid:durableId="1853294533">
+    <w:abstractNumId w:val="1"/>
+  </w:num>
+  <w:num w:numId="2" w16cid:durableId="1962148380">
+    <w:abstractNumId w:val="3"/>
+  </w:num>
+  <w:num w:numId="3" w16cid:durableId="96560131">
+    <w:abstractNumId w:val="2"/>
+  </w:num>
+  <w:num w:numId="4" w16cid:durableId="2025857028">
+    <w:abstractNumId w:val="4"/>
+  </w:num>
+  <w:num w:numId="5" w16cid:durableId="1011184252">
     <w:abstractNumId w:val="0"/>
-  </w:num>
-  <w:num w:numId="2" w16cid:durableId="1247808802">
-    <w:abstractNumId w:val="1"/>
   </w:num>
 </w:numbering>
 </file>
@@ -3451,6 +6213,7 @@
   <w:style w:type="paragraph" w:default="1" w:styleId="Normal">
     <w:name w:val="Normal"/>
     <w:qFormat/>
+    <w:rsid w:val="00053778"/>
   </w:style>
   <w:style w:type="character" w:default="1" w:styleId="DefaultParagraphFont">
     <w:name w:val="Default Paragraph Font"/>
@@ -3558,68 +6321,14 @@
           <inkml:channelProperty channel="F" name="resolution" value="0" units="1/dev"/>
         </inkml:channelProperties>
       </inkml:inkSource>
-      <inkml:timestamp xml:id="ts0" timeString="2026-10-01T08:17:23.857"/>
+      <inkml:timestamp xml:id="ts0" timeString="2026-10-15T08:21:18.283"/>
     </inkml:context>
     <inkml:brush xml:id="br0">
-      <inkml:brushProperty name="width" value="0.05" units="cm"/>
-      <inkml:brushProperty name="height" value="0.05" units="cm"/>
+      <inkml:brushProperty name="width" value="0.02126" units="cm"/>
+      <inkml:brushProperty name="height" value="0.02126" units="cm"/>
     </inkml:brush>
   </inkml:definitions>
-  <inkml:trace contextRef="#ctx0" brushRef="#br0">0 1 2040</inkml:trace>
-</inkml:ink>
-</file>
-
-<file path=word/ink/ink2.xml><?xml version="1.0" encoding="utf-8"?>
-<inkml:ink xmlns:inkml="http://www.w3.org/2003/InkML">
-  <inkml:definitions>
-    <inkml:context xml:id="ctx0">
-      <inkml:inkSource xml:id="inkSrc0">
-        <inkml:traceFormat>
-          <inkml:channel name="X" type="integer" min="-2.14748E9" max="2.14748E9" units="cm"/>
-          <inkml:channel name="Y" type="integer" min="-2.14748E9" max="2.14748E9" units="cm"/>
-          <inkml:channel name="F" type="integer" max="32767" units="dev"/>
-        </inkml:traceFormat>
-        <inkml:channelProperties>
-          <inkml:channelProperty channel="X" name="resolution" value="1000" units="1/cm"/>
-          <inkml:channelProperty channel="Y" name="resolution" value="1000" units="1/cm"/>
-          <inkml:channelProperty channel="F" name="resolution" value="0" units="1/dev"/>
-        </inkml:channelProperties>
-      </inkml:inkSource>
-      <inkml:timestamp xml:id="ts0" timeString="2026-10-01T08:24:11.774"/>
-    </inkml:context>
-    <inkml:brush xml:id="br0">
-      <inkml:brushProperty name="width" value="0.05" units="cm"/>
-      <inkml:brushProperty name="height" value="0.05" units="cm"/>
-    </inkml:brush>
-  </inkml:definitions>
-  <inkml:trace contextRef="#ctx0" brushRef="#br0">2 0 2040,'-2'0'0</inkml:trace>
-</inkml:ink>
-</file>
-
-<file path=word/ink/ink3.xml><?xml version="1.0" encoding="utf-8"?>
-<inkml:ink xmlns:inkml="http://www.w3.org/2003/InkML">
-  <inkml:definitions>
-    <inkml:context xml:id="ctx0">
-      <inkml:inkSource xml:id="inkSrc0">
-        <inkml:traceFormat>
-          <inkml:channel name="X" type="integer" min="-2.14748E9" max="2.14748E9" units="cm"/>
-          <inkml:channel name="Y" type="integer" min="-2.14748E9" max="2.14748E9" units="cm"/>
-          <inkml:channel name="F" type="integer" max="32767" units="dev"/>
-        </inkml:traceFormat>
-        <inkml:channelProperties>
-          <inkml:channelProperty channel="X" name="resolution" value="1000" units="1/cm"/>
-          <inkml:channelProperty channel="Y" name="resolution" value="1000" units="1/cm"/>
-          <inkml:channelProperty channel="F" name="resolution" value="0" units="1/dev"/>
-        </inkml:channelProperties>
-      </inkml:inkSource>
-      <inkml:timestamp xml:id="ts0" timeString="2026-10-01T08:25:31.591"/>
-    </inkml:context>
-    <inkml:brush xml:id="br0">
-      <inkml:brushProperty name="width" value="0.035" units="cm"/>
-      <inkml:brushProperty name="height" value="0.035" units="cm"/>
-    </inkml:brush>
-  </inkml:definitions>
-  <inkml:trace contextRef="#ctx0" brushRef="#br0">1 6631 2040,'0'-5348'0,"0"4275"0,0 1068 0,0 0 0,1 0 0,0 0 0,0 0 0,0 0 0,1 0 0,-1 0 0,5-7 0,-4 6 0,-1-1 0,1 1 0,-1 0 0,0-1 0,-1 1 0,1-1 0,-2-12 0,1 3 0,0 9 0,0 0 0,-1 1 0,1-1 0,-1 0 0,0 1 0,-1-1 0,-3-9 0,2 5 0,0 8 0</inkml:trace>
+  <inkml:trace contextRef="#ctx0" brushRef="#br0">0 1 2040,'0'6'0,"0"18"0,6 19 0,-3-52 0,3 54 0,0-61 0,-6 71 0,3-18 0,-3-18 0</inkml:trace>
 </inkml:ink>
 </file>
 
